--- a/ZOI-SL-IL-7201/A6. Executive Summary ZOI-SL-IL-7201.docx
+++ b/ZOI-SL-IL-7201/A6. Executive Summary ZOI-SL-IL-7201.docx
@@ -73,7 +73,27 @@
           <w:bCs/>
           <w:lang w:val="en-US"/>
         </w:rPr>
-        <w:t xml:space="preserve">ZOI Ilios 7000 Series Surgical Light - </w:t>
+        <w:t xml:space="preserve">ZOI </w:t>
+      </w:r>
+      <w:proofErr w:type="spellStart"/>
+      <w:r>
+        <w:rPr>
+          <w:rFonts w:ascii="Times New Roman" w:eastAsia="Times New Roman" w:hAnsi="Times New Roman" w:cs="Times New Roman"/>
+          <w:b/>
+          <w:bCs/>
+          <w:lang w:val="en-US"/>
+        </w:rPr>
+        <w:t>Ilios</w:t>
+      </w:r>
+      <w:proofErr w:type="spellEnd"/>
+      <w:r>
+        <w:rPr>
+          <w:rFonts w:ascii="Times New Roman" w:eastAsia="Times New Roman" w:hAnsi="Times New Roman" w:cs="Times New Roman"/>
+          <w:b/>
+          <w:bCs/>
+          <w:lang w:val="en-US"/>
+        </w:rPr>
+        <w:t xml:space="preserve"> 7000 Series Surgical Light - </w:t>
       </w:r>
       <w:r>
         <w:rPr>
@@ -239,7 +259,25 @@
           <w:color w:val="000000"/>
           <w:lang w:val="en-US"/>
         </w:rPr>
-        <w:t xml:space="preserve">ZOI Ilios 7000 Series Surgical Light - </w:t>
+        <w:t xml:space="preserve">ZOI </w:t>
+      </w:r>
+      <w:proofErr w:type="spellStart"/>
+      <w:r>
+        <w:rPr>
+          <w:rFonts w:ascii="Times New Roman" w:eastAsia="Times New Roman" w:hAnsi="Times New Roman" w:cs="Times New Roman"/>
+          <w:color w:val="000000"/>
+          <w:lang w:val="en-US"/>
+        </w:rPr>
+        <w:t>Ilios</w:t>
+      </w:r>
+      <w:proofErr w:type="spellEnd"/>
+      <w:r>
+        <w:rPr>
+          <w:rFonts w:ascii="Times New Roman" w:eastAsia="Times New Roman" w:hAnsi="Times New Roman" w:cs="Times New Roman"/>
+          <w:color w:val="000000"/>
+          <w:lang w:val="en-US"/>
+        </w:rPr>
+        <w:t xml:space="preserve"> 7000 Series Surgical Light - </w:t>
       </w:r>
       <w:r>
         <w:rPr>
@@ -255,7 +293,287 @@
           <w:color w:val="000000"/>
           <w:lang w:val="en-US"/>
         </w:rPr>
-        <w:t xml:space="preserve"> merupakan alat bantu bedah berupa lampu penerangan single dome yang dapat diputar hingga 340°. Produk ini memiliki 3 kelopak &amp; 4 kelopak  dengan berisikan 57 + 72  lampu </w:t>
+        <w:t xml:space="preserve"> </w:t>
+      </w:r>
+      <w:proofErr w:type="spellStart"/>
+      <w:r>
+        <w:rPr>
+          <w:rFonts w:ascii="Times New Roman" w:eastAsia="Times New Roman" w:hAnsi="Times New Roman" w:cs="Times New Roman"/>
+          <w:color w:val="000000"/>
+          <w:lang w:val="en-US"/>
+        </w:rPr>
+        <w:t>merupakan</w:t>
+      </w:r>
+      <w:proofErr w:type="spellEnd"/>
+      <w:r>
+        <w:rPr>
+          <w:rFonts w:ascii="Times New Roman" w:eastAsia="Times New Roman" w:hAnsi="Times New Roman" w:cs="Times New Roman"/>
+          <w:color w:val="000000"/>
+          <w:lang w:val="en-US"/>
+        </w:rPr>
+        <w:t xml:space="preserve"> </w:t>
+      </w:r>
+      <w:proofErr w:type="spellStart"/>
+      <w:r>
+        <w:rPr>
+          <w:rFonts w:ascii="Times New Roman" w:eastAsia="Times New Roman" w:hAnsi="Times New Roman" w:cs="Times New Roman"/>
+          <w:color w:val="000000"/>
+          <w:lang w:val="en-US"/>
+        </w:rPr>
+        <w:t>alat</w:t>
+      </w:r>
+      <w:proofErr w:type="spellEnd"/>
+      <w:r>
+        <w:rPr>
+          <w:rFonts w:ascii="Times New Roman" w:eastAsia="Times New Roman" w:hAnsi="Times New Roman" w:cs="Times New Roman"/>
+          <w:color w:val="000000"/>
+          <w:lang w:val="en-US"/>
+        </w:rPr>
+        <w:t xml:space="preserve"> </w:t>
+      </w:r>
+      <w:proofErr w:type="spellStart"/>
+      <w:r>
+        <w:rPr>
+          <w:rFonts w:ascii="Times New Roman" w:eastAsia="Times New Roman" w:hAnsi="Times New Roman" w:cs="Times New Roman"/>
+          <w:color w:val="000000"/>
+          <w:lang w:val="en-US"/>
+        </w:rPr>
+        <w:t>bantu</w:t>
+      </w:r>
+      <w:proofErr w:type="spellEnd"/>
+      <w:r>
+        <w:rPr>
+          <w:rFonts w:ascii="Times New Roman" w:eastAsia="Times New Roman" w:hAnsi="Times New Roman" w:cs="Times New Roman"/>
+          <w:color w:val="000000"/>
+          <w:lang w:val="en-US"/>
+        </w:rPr>
+        <w:t xml:space="preserve"> </w:t>
+      </w:r>
+      <w:proofErr w:type="spellStart"/>
+      <w:r>
+        <w:rPr>
+          <w:rFonts w:ascii="Times New Roman" w:eastAsia="Times New Roman" w:hAnsi="Times New Roman" w:cs="Times New Roman"/>
+          <w:color w:val="000000"/>
+          <w:lang w:val="en-US"/>
+        </w:rPr>
+        <w:t>bedah</w:t>
+      </w:r>
+      <w:proofErr w:type="spellEnd"/>
+      <w:r>
+        <w:rPr>
+          <w:rFonts w:ascii="Times New Roman" w:eastAsia="Times New Roman" w:hAnsi="Times New Roman" w:cs="Times New Roman"/>
+          <w:color w:val="000000"/>
+          <w:lang w:val="en-US"/>
+        </w:rPr>
+        <w:t xml:space="preserve"> </w:t>
+      </w:r>
+      <w:proofErr w:type="spellStart"/>
+      <w:r>
+        <w:rPr>
+          <w:rFonts w:ascii="Times New Roman" w:eastAsia="Times New Roman" w:hAnsi="Times New Roman" w:cs="Times New Roman"/>
+          <w:color w:val="000000"/>
+          <w:lang w:val="en-US"/>
+        </w:rPr>
+        <w:t>berupa</w:t>
+      </w:r>
+      <w:proofErr w:type="spellEnd"/>
+      <w:r>
+        <w:rPr>
+          <w:rFonts w:ascii="Times New Roman" w:eastAsia="Times New Roman" w:hAnsi="Times New Roman" w:cs="Times New Roman"/>
+          <w:color w:val="000000"/>
+          <w:lang w:val="en-US"/>
+        </w:rPr>
+        <w:t xml:space="preserve"> </w:t>
+      </w:r>
+      <w:proofErr w:type="spellStart"/>
+      <w:r>
+        <w:rPr>
+          <w:rFonts w:ascii="Times New Roman" w:eastAsia="Times New Roman" w:hAnsi="Times New Roman" w:cs="Times New Roman"/>
+          <w:color w:val="000000"/>
+          <w:lang w:val="en-US"/>
+        </w:rPr>
+        <w:t>lampu</w:t>
+      </w:r>
+      <w:proofErr w:type="spellEnd"/>
+      <w:r>
+        <w:rPr>
+          <w:rFonts w:ascii="Times New Roman" w:eastAsia="Times New Roman" w:hAnsi="Times New Roman" w:cs="Times New Roman"/>
+          <w:color w:val="000000"/>
+          <w:lang w:val="en-US"/>
+        </w:rPr>
+        <w:t xml:space="preserve"> </w:t>
+      </w:r>
+      <w:proofErr w:type="spellStart"/>
+      <w:r>
+        <w:rPr>
+          <w:rFonts w:ascii="Times New Roman" w:eastAsia="Times New Roman" w:hAnsi="Times New Roman" w:cs="Times New Roman"/>
+          <w:color w:val="000000"/>
+          <w:lang w:val="en-US"/>
+        </w:rPr>
+        <w:t>penerangan</w:t>
+      </w:r>
+      <w:proofErr w:type="spellEnd"/>
+      <w:r>
+        <w:rPr>
+          <w:rFonts w:ascii="Times New Roman" w:eastAsia="Times New Roman" w:hAnsi="Times New Roman" w:cs="Times New Roman"/>
+          <w:color w:val="000000"/>
+          <w:lang w:val="en-US"/>
+        </w:rPr>
+        <w:t xml:space="preserve"> single dome yang </w:t>
+      </w:r>
+      <w:proofErr w:type="spellStart"/>
+      <w:r>
+        <w:rPr>
+          <w:rFonts w:ascii="Times New Roman" w:eastAsia="Times New Roman" w:hAnsi="Times New Roman" w:cs="Times New Roman"/>
+          <w:color w:val="000000"/>
+          <w:lang w:val="en-US"/>
+        </w:rPr>
+        <w:t>dapat</w:t>
+      </w:r>
+      <w:proofErr w:type="spellEnd"/>
+      <w:r>
+        <w:rPr>
+          <w:rFonts w:ascii="Times New Roman" w:eastAsia="Times New Roman" w:hAnsi="Times New Roman" w:cs="Times New Roman"/>
+          <w:color w:val="000000"/>
+          <w:lang w:val="en-US"/>
+        </w:rPr>
+        <w:t xml:space="preserve"> </w:t>
+      </w:r>
+      <w:proofErr w:type="spellStart"/>
+      <w:r>
+        <w:rPr>
+          <w:rFonts w:ascii="Times New Roman" w:eastAsia="Times New Roman" w:hAnsi="Times New Roman" w:cs="Times New Roman"/>
+          <w:color w:val="000000"/>
+          <w:lang w:val="en-US"/>
+        </w:rPr>
+        <w:t>diputar</w:t>
+      </w:r>
+      <w:proofErr w:type="spellEnd"/>
+      <w:r>
+        <w:rPr>
+          <w:rFonts w:ascii="Times New Roman" w:eastAsia="Times New Roman" w:hAnsi="Times New Roman" w:cs="Times New Roman"/>
+          <w:color w:val="000000"/>
+          <w:lang w:val="en-US"/>
+        </w:rPr>
+        <w:t xml:space="preserve"> </w:t>
+      </w:r>
+      <w:proofErr w:type="spellStart"/>
+      <w:r>
+        <w:rPr>
+          <w:rFonts w:ascii="Times New Roman" w:eastAsia="Times New Roman" w:hAnsi="Times New Roman" w:cs="Times New Roman"/>
+          <w:color w:val="000000"/>
+          <w:lang w:val="en-US"/>
+        </w:rPr>
+        <w:t>hingga</w:t>
+      </w:r>
+      <w:proofErr w:type="spellEnd"/>
+      <w:r>
+        <w:rPr>
+          <w:rFonts w:ascii="Times New Roman" w:eastAsia="Times New Roman" w:hAnsi="Times New Roman" w:cs="Times New Roman"/>
+          <w:color w:val="000000"/>
+          <w:lang w:val="en-US"/>
+        </w:rPr>
+        <w:t xml:space="preserve"> 340°. Produk ini </w:t>
+      </w:r>
+      <w:proofErr w:type="spellStart"/>
+      <w:r>
+        <w:rPr>
+          <w:rFonts w:ascii="Times New Roman" w:eastAsia="Times New Roman" w:hAnsi="Times New Roman" w:cs="Times New Roman"/>
+          <w:color w:val="000000"/>
+          <w:lang w:val="en-US"/>
+        </w:rPr>
+        <w:t>memiliki</w:t>
+      </w:r>
+      <w:proofErr w:type="spellEnd"/>
+      <w:r>
+        <w:rPr>
+          <w:rFonts w:ascii="Times New Roman" w:eastAsia="Times New Roman" w:hAnsi="Times New Roman" w:cs="Times New Roman"/>
+          <w:color w:val="000000"/>
+          <w:lang w:val="en-US"/>
+        </w:rPr>
+        <w:t xml:space="preserve"> 3 </w:t>
+      </w:r>
+      <w:proofErr w:type="spellStart"/>
+      <w:r>
+        <w:rPr>
+          <w:rFonts w:ascii="Times New Roman" w:eastAsia="Times New Roman" w:hAnsi="Times New Roman" w:cs="Times New Roman"/>
+          <w:color w:val="000000"/>
+          <w:lang w:val="en-US"/>
+        </w:rPr>
+        <w:t>kelopak</w:t>
+      </w:r>
+      <w:proofErr w:type="spellEnd"/>
+      <w:r>
+        <w:rPr>
+          <w:rFonts w:ascii="Times New Roman" w:eastAsia="Times New Roman" w:hAnsi="Times New Roman" w:cs="Times New Roman"/>
+          <w:color w:val="000000"/>
+          <w:lang w:val="en-US"/>
+        </w:rPr>
+        <w:t xml:space="preserve"> &amp; 4 </w:t>
+      </w:r>
+      <w:proofErr w:type="spellStart"/>
+      <w:proofErr w:type="gramStart"/>
+      <w:r>
+        <w:rPr>
+          <w:rFonts w:ascii="Times New Roman" w:eastAsia="Times New Roman" w:hAnsi="Times New Roman" w:cs="Times New Roman"/>
+          <w:color w:val="000000"/>
+          <w:lang w:val="en-US"/>
+        </w:rPr>
+        <w:t>kelopak</w:t>
+      </w:r>
+      <w:proofErr w:type="spellEnd"/>
+      <w:r>
+        <w:rPr>
+          <w:rFonts w:ascii="Times New Roman" w:eastAsia="Times New Roman" w:hAnsi="Times New Roman" w:cs="Times New Roman"/>
+          <w:color w:val="000000"/>
+          <w:lang w:val="en-US"/>
+        </w:rPr>
+        <w:t xml:space="preserve">  dengan</w:t>
+      </w:r>
+      <w:proofErr w:type="gramEnd"/>
+      <w:r>
+        <w:rPr>
+          <w:rFonts w:ascii="Times New Roman" w:eastAsia="Times New Roman" w:hAnsi="Times New Roman" w:cs="Times New Roman"/>
+          <w:color w:val="000000"/>
+          <w:lang w:val="en-US"/>
+        </w:rPr>
+        <w:t xml:space="preserve"> </w:t>
+      </w:r>
+      <w:proofErr w:type="spellStart"/>
+      <w:r>
+        <w:rPr>
+          <w:rFonts w:ascii="Times New Roman" w:eastAsia="Times New Roman" w:hAnsi="Times New Roman" w:cs="Times New Roman"/>
+          <w:color w:val="000000"/>
+          <w:lang w:val="en-US"/>
+        </w:rPr>
+        <w:t>berisikan</w:t>
+      </w:r>
+      <w:proofErr w:type="spellEnd"/>
+      <w:r>
+        <w:rPr>
+          <w:rFonts w:ascii="Times New Roman" w:eastAsia="Times New Roman" w:hAnsi="Times New Roman" w:cs="Times New Roman"/>
+          <w:color w:val="000000"/>
+          <w:lang w:val="en-US"/>
+        </w:rPr>
+        <w:t xml:space="preserve"> 57 + 72  </w:t>
+      </w:r>
+      <w:proofErr w:type="spellStart"/>
+      <w:r>
+        <w:rPr>
+          <w:rFonts w:ascii="Times New Roman" w:eastAsia="Times New Roman" w:hAnsi="Times New Roman" w:cs="Times New Roman"/>
+          <w:color w:val="000000"/>
+          <w:lang w:val="en-US"/>
+        </w:rPr>
+        <w:t>lampu</w:t>
+      </w:r>
+      <w:proofErr w:type="spellEnd"/>
+      <w:r>
+        <w:rPr>
+          <w:rFonts w:ascii="Times New Roman" w:eastAsia="Times New Roman" w:hAnsi="Times New Roman" w:cs="Times New Roman"/>
+          <w:color w:val="000000"/>
+          <w:lang w:val="en-US"/>
+        </w:rPr>
+        <w:t xml:space="preserve"> </w:t>
       </w:r>
       <w:r>
         <w:rPr>
@@ -275,54 +593,177 @@
         </w:rPr>
         <w:t xml:space="preserve">0.000 lux dengan suhu warna 3500 ~ 5000K (dapat disesuaikan). </w:t>
       </w:r>
-      <w:r>
-        <w:rPr>
-          <w:rFonts w:ascii="Times New Roman" w:eastAsia="Times New Roman" w:hAnsi="Times New Roman" w:cs="Times New Roman"/>
-          <w:color w:val="000000"/>
-          <w:lang w:val="en-US"/>
-        </w:rPr>
-        <w:t xml:space="preserve">Dilengkapi </w:t>
-      </w:r>
-      <w:r>
-        <w:rPr>
-          <w:rFonts w:ascii="Times New Roman" w:eastAsia="Times New Roman" w:hAnsi="Times New Roman" w:cs="Times New Roman"/>
-          <w:color w:val="000000"/>
-          <w:lang w:val="en-US"/>
-        </w:rPr>
-        <w:t xml:space="preserve">panel kontrol layar sentuh </w:t>
-      </w:r>
-      <w:r>
-        <w:rPr>
-          <w:rFonts w:ascii="Times New Roman" w:eastAsia="Times New Roman" w:hAnsi="Times New Roman" w:cs="Times New Roman"/>
-          <w:color w:val="000000"/>
-          <w:lang w:val="en-US"/>
-        </w:rPr>
-        <w:t>yang dapat mengatur</w:t>
-      </w:r>
-      <w:r>
-        <w:rPr>
-          <w:rFonts w:ascii="Times New Roman" w:eastAsia="Times New Roman" w:hAnsi="Times New Roman" w:cs="Times New Roman"/>
-          <w:color w:val="000000"/>
-          <w:lang w:val="en-US"/>
-        </w:rPr>
-        <w:t xml:space="preserve"> tingkat </w:t>
-      </w:r>
-      <w:r>
-        <w:rPr>
-          <w:rFonts w:ascii="Times New Roman" w:eastAsia="Times New Roman" w:hAnsi="Times New Roman" w:cs="Times New Roman"/>
-          <w:color w:val="000000"/>
-          <w:lang w:val="en-US"/>
-        </w:rPr>
-        <w:t xml:space="preserve"> </w:t>
-      </w:r>
-      <w:r>
-        <w:rPr>
-          <w:rFonts w:ascii="Times New Roman" w:eastAsia="Times New Roman" w:hAnsi="Times New Roman" w:cs="Times New Roman"/>
-          <w:color w:val="000000"/>
-          <w:lang w:val="en-US"/>
-        </w:rPr>
-        <w:t xml:space="preserve">kecerahan </w:t>
-      </w:r>
+      <w:proofErr w:type="spellStart"/>
+      <w:r>
+        <w:rPr>
+          <w:rFonts w:ascii="Times New Roman" w:eastAsia="Times New Roman" w:hAnsi="Times New Roman" w:cs="Times New Roman"/>
+          <w:color w:val="000000"/>
+          <w:lang w:val="en-US"/>
+        </w:rPr>
+        <w:t>Dilengkapi</w:t>
+      </w:r>
+      <w:proofErr w:type="spellEnd"/>
+      <w:r>
+        <w:rPr>
+          <w:rFonts w:ascii="Times New Roman" w:eastAsia="Times New Roman" w:hAnsi="Times New Roman" w:cs="Times New Roman"/>
+          <w:color w:val="000000"/>
+          <w:lang w:val="en-US"/>
+        </w:rPr>
+        <w:t xml:space="preserve"> </w:t>
+      </w:r>
+      <w:r>
+        <w:rPr>
+          <w:rFonts w:ascii="Times New Roman" w:eastAsia="Times New Roman" w:hAnsi="Times New Roman" w:cs="Times New Roman"/>
+          <w:color w:val="000000"/>
+          <w:lang w:val="en-US"/>
+        </w:rPr>
+        <w:t xml:space="preserve">panel </w:t>
+      </w:r>
+      <w:proofErr w:type="spellStart"/>
+      <w:r>
+        <w:rPr>
+          <w:rFonts w:ascii="Times New Roman" w:eastAsia="Times New Roman" w:hAnsi="Times New Roman" w:cs="Times New Roman"/>
+          <w:color w:val="000000"/>
+          <w:lang w:val="en-US"/>
+        </w:rPr>
+        <w:t>kontrol</w:t>
+      </w:r>
+      <w:proofErr w:type="spellEnd"/>
+      <w:r>
+        <w:rPr>
+          <w:rFonts w:ascii="Times New Roman" w:eastAsia="Times New Roman" w:hAnsi="Times New Roman" w:cs="Times New Roman"/>
+          <w:color w:val="000000"/>
+          <w:lang w:val="en-US"/>
+        </w:rPr>
+        <w:t xml:space="preserve"> </w:t>
+      </w:r>
+      <w:proofErr w:type="spellStart"/>
+      <w:r>
+        <w:rPr>
+          <w:rFonts w:ascii="Times New Roman" w:eastAsia="Times New Roman" w:hAnsi="Times New Roman" w:cs="Times New Roman"/>
+          <w:color w:val="000000"/>
+          <w:lang w:val="en-US"/>
+        </w:rPr>
+        <w:t>layar</w:t>
+      </w:r>
+      <w:proofErr w:type="spellEnd"/>
+      <w:r>
+        <w:rPr>
+          <w:rFonts w:ascii="Times New Roman" w:eastAsia="Times New Roman" w:hAnsi="Times New Roman" w:cs="Times New Roman"/>
+          <w:color w:val="000000"/>
+          <w:lang w:val="en-US"/>
+        </w:rPr>
+        <w:t xml:space="preserve"> </w:t>
+      </w:r>
+      <w:proofErr w:type="spellStart"/>
+      <w:r>
+        <w:rPr>
+          <w:rFonts w:ascii="Times New Roman" w:eastAsia="Times New Roman" w:hAnsi="Times New Roman" w:cs="Times New Roman"/>
+          <w:color w:val="000000"/>
+          <w:lang w:val="en-US"/>
+        </w:rPr>
+        <w:t>sentuh</w:t>
+      </w:r>
+      <w:proofErr w:type="spellEnd"/>
+      <w:r>
+        <w:rPr>
+          <w:rFonts w:ascii="Times New Roman" w:eastAsia="Times New Roman" w:hAnsi="Times New Roman" w:cs="Times New Roman"/>
+          <w:color w:val="000000"/>
+          <w:lang w:val="en-US"/>
+        </w:rPr>
+        <w:t xml:space="preserve"> </w:t>
+      </w:r>
+      <w:r>
+        <w:rPr>
+          <w:rFonts w:ascii="Times New Roman" w:eastAsia="Times New Roman" w:hAnsi="Times New Roman" w:cs="Times New Roman"/>
+          <w:color w:val="000000"/>
+          <w:lang w:val="en-US"/>
+        </w:rPr>
+        <w:t xml:space="preserve">yang </w:t>
+      </w:r>
+      <w:proofErr w:type="spellStart"/>
+      <w:r>
+        <w:rPr>
+          <w:rFonts w:ascii="Times New Roman" w:eastAsia="Times New Roman" w:hAnsi="Times New Roman" w:cs="Times New Roman"/>
+          <w:color w:val="000000"/>
+          <w:lang w:val="en-US"/>
+        </w:rPr>
+        <w:t>dapat</w:t>
+      </w:r>
+      <w:proofErr w:type="spellEnd"/>
+      <w:r>
+        <w:rPr>
+          <w:rFonts w:ascii="Times New Roman" w:eastAsia="Times New Roman" w:hAnsi="Times New Roman" w:cs="Times New Roman"/>
+          <w:color w:val="000000"/>
+          <w:lang w:val="en-US"/>
+        </w:rPr>
+        <w:t xml:space="preserve"> </w:t>
+      </w:r>
+      <w:proofErr w:type="spellStart"/>
+      <w:r>
+        <w:rPr>
+          <w:rFonts w:ascii="Times New Roman" w:eastAsia="Times New Roman" w:hAnsi="Times New Roman" w:cs="Times New Roman"/>
+          <w:color w:val="000000"/>
+          <w:lang w:val="en-US"/>
+        </w:rPr>
+        <w:t>mengatur</w:t>
+      </w:r>
+      <w:proofErr w:type="spellEnd"/>
+      <w:r>
+        <w:rPr>
+          <w:rFonts w:ascii="Times New Roman" w:eastAsia="Times New Roman" w:hAnsi="Times New Roman" w:cs="Times New Roman"/>
+          <w:color w:val="000000"/>
+          <w:lang w:val="en-US"/>
+        </w:rPr>
+        <w:t xml:space="preserve"> </w:t>
+      </w:r>
+      <w:proofErr w:type="spellStart"/>
+      <w:proofErr w:type="gramStart"/>
+      <w:r>
+        <w:rPr>
+          <w:rFonts w:ascii="Times New Roman" w:eastAsia="Times New Roman" w:hAnsi="Times New Roman" w:cs="Times New Roman"/>
+          <w:color w:val="000000"/>
+          <w:lang w:val="en-US"/>
+        </w:rPr>
+        <w:t>tingkat</w:t>
+      </w:r>
+      <w:proofErr w:type="spellEnd"/>
+      <w:r>
+        <w:rPr>
+          <w:rFonts w:ascii="Times New Roman" w:eastAsia="Times New Roman" w:hAnsi="Times New Roman" w:cs="Times New Roman"/>
+          <w:color w:val="000000"/>
+          <w:lang w:val="en-US"/>
+        </w:rPr>
+        <w:t xml:space="preserve"> </w:t>
+      </w:r>
+      <w:r>
+        <w:rPr>
+          <w:rFonts w:ascii="Times New Roman" w:eastAsia="Times New Roman" w:hAnsi="Times New Roman" w:cs="Times New Roman"/>
+          <w:color w:val="000000"/>
+          <w:lang w:val="en-US"/>
+        </w:rPr>
+        <w:t xml:space="preserve"> </w:t>
+      </w:r>
+      <w:proofErr w:type="spellStart"/>
+      <w:r>
+        <w:rPr>
+          <w:rFonts w:ascii="Times New Roman" w:eastAsia="Times New Roman" w:hAnsi="Times New Roman" w:cs="Times New Roman"/>
+          <w:color w:val="000000"/>
+          <w:lang w:val="en-US"/>
+        </w:rPr>
+        <w:t>kecerahan</w:t>
+      </w:r>
+      <w:proofErr w:type="spellEnd"/>
+      <w:proofErr w:type="gramEnd"/>
+      <w:r>
+        <w:rPr>
+          <w:rFonts w:ascii="Times New Roman" w:eastAsia="Times New Roman" w:hAnsi="Times New Roman" w:cs="Times New Roman"/>
+          <w:color w:val="000000"/>
+          <w:lang w:val="en-US"/>
+        </w:rPr>
+        <w:t xml:space="preserve"> </w:t>
+      </w:r>
+      <w:proofErr w:type="spellStart"/>
       <w:r>
         <w:rPr>
           <w:rFonts w:ascii="Times New Roman" w:eastAsia="Times New Roman" w:hAnsi="Times New Roman" w:cs="Times New Roman"/>
@@ -331,21 +772,58 @@
         </w:rPr>
         <w:t>cahaya</w:t>
       </w:r>
-      <w:r>
-        <w:rPr>
-          <w:rFonts w:ascii="Times New Roman" w:eastAsia="Times New Roman" w:hAnsi="Times New Roman" w:cs="Times New Roman"/>
-          <w:color w:val="000000"/>
-          <w:lang w:val="en-US"/>
-        </w:rPr>
-        <w:t>, suhu warna</w:t>
-      </w:r>
-      <w:r>
-        <w:rPr>
-          <w:rFonts w:ascii="Times New Roman" w:eastAsia="Times New Roman" w:hAnsi="Times New Roman" w:cs="Times New Roman"/>
-          <w:color w:val="000000"/>
-          <w:lang w:val="en-US"/>
-        </w:rPr>
-        <w:t xml:space="preserve"> dan mengaktifkan mode endo.</w:t>
+      <w:proofErr w:type="spellEnd"/>
+      <w:r>
+        <w:rPr>
+          <w:rFonts w:ascii="Times New Roman" w:eastAsia="Times New Roman" w:hAnsi="Times New Roman" w:cs="Times New Roman"/>
+          <w:color w:val="000000"/>
+          <w:lang w:val="en-US"/>
+        </w:rPr>
+        <w:t xml:space="preserve">, </w:t>
+      </w:r>
+      <w:proofErr w:type="spellStart"/>
+      <w:r>
+        <w:rPr>
+          <w:rFonts w:ascii="Times New Roman" w:eastAsia="Times New Roman" w:hAnsi="Times New Roman" w:cs="Times New Roman"/>
+          <w:color w:val="000000"/>
+          <w:lang w:val="en-US"/>
+        </w:rPr>
+        <w:t>suhu</w:t>
+      </w:r>
+      <w:proofErr w:type="spellEnd"/>
+      <w:r>
+        <w:rPr>
+          <w:rFonts w:ascii="Times New Roman" w:eastAsia="Times New Roman" w:hAnsi="Times New Roman" w:cs="Times New Roman"/>
+          <w:color w:val="000000"/>
+          <w:lang w:val="en-US"/>
+        </w:rPr>
+        <w:t xml:space="preserve"> warna</w:t>
+      </w:r>
+      <w:r>
+        <w:rPr>
+          <w:rFonts w:ascii="Times New Roman" w:eastAsia="Times New Roman" w:hAnsi="Times New Roman" w:cs="Times New Roman"/>
+          <w:color w:val="000000"/>
+          <w:lang w:val="en-US"/>
+        </w:rPr>
+        <w:t xml:space="preserve"> dan </w:t>
+      </w:r>
+      <w:proofErr w:type="spellStart"/>
+      <w:r>
+        <w:rPr>
+          <w:rFonts w:ascii="Times New Roman" w:eastAsia="Times New Roman" w:hAnsi="Times New Roman" w:cs="Times New Roman"/>
+          <w:color w:val="000000"/>
+          <w:lang w:val="en-US"/>
+        </w:rPr>
+        <w:t>mengaktifkan</w:t>
+      </w:r>
+      <w:proofErr w:type="spellEnd"/>
+      <w:r>
+        <w:rPr>
+          <w:rFonts w:ascii="Times New Roman" w:eastAsia="Times New Roman" w:hAnsi="Times New Roman" w:cs="Times New Roman"/>
+          <w:color w:val="000000"/>
+          <w:lang w:val="en-US"/>
+        </w:rPr>
+        <w:t xml:space="preserve"> mode endo.</w:t>
       </w:r>
       <w:r>
         <w:rPr>
@@ -467,7 +945,13 @@
         <w:rPr>
           <w:rFonts w:ascii="Times New Roman" w:eastAsia="Times New Roman" w:hAnsi="Times New Roman" w:cs="Times New Roman"/>
         </w:rPr>
-        <w:t>Riwayat Penggunaan</w:t>
+        <w:t xml:space="preserve">Riwayat </w:t>
+      </w:r>
+      <w:r>
+        <w:rPr>
+          <w:rFonts w:ascii="Times New Roman" w:eastAsia="Times New Roman" w:hAnsi="Times New Roman" w:cs="Times New Roman"/>
+        </w:rPr>
+        <w:t>Penggunaan</w:t>
       </w:r>
     </w:p>
     <w:p>
@@ -568,13 +1052,131 @@
         </w:rPr>
         <w:t xml:space="preserve"> </w:t>
       </w:r>
-      <w:r>
-        <w:rPr>
-          <w:rFonts w:ascii="Times New Roman" w:eastAsia="Times New Roman" w:hAnsi="Times New Roman" w:cs="Times New Roman"/>
-          <w:color w:val="000000"/>
-          <w:lang w:val="en-US"/>
-        </w:rPr>
-        <w:t xml:space="preserve">digunakan untuk membantu penerangan operasi atau bedah di ruang ICU. Fungsi </w:t>
+      <w:proofErr w:type="spellStart"/>
+      <w:r>
+        <w:rPr>
+          <w:rFonts w:ascii="Times New Roman" w:eastAsia="Times New Roman" w:hAnsi="Times New Roman" w:cs="Times New Roman"/>
+          <w:color w:val="000000"/>
+          <w:lang w:val="en-US"/>
+        </w:rPr>
+        <w:t>digunakan</w:t>
+      </w:r>
+      <w:proofErr w:type="spellEnd"/>
+      <w:r>
+        <w:rPr>
+          <w:rFonts w:ascii="Times New Roman" w:eastAsia="Times New Roman" w:hAnsi="Times New Roman" w:cs="Times New Roman"/>
+          <w:color w:val="000000"/>
+          <w:lang w:val="en-US"/>
+        </w:rPr>
+        <w:t xml:space="preserve"> untuk </w:t>
+      </w:r>
+      <w:proofErr w:type="spellStart"/>
+      <w:r>
+        <w:rPr>
+          <w:rFonts w:ascii="Times New Roman" w:eastAsia="Times New Roman" w:hAnsi="Times New Roman" w:cs="Times New Roman"/>
+          <w:color w:val="000000"/>
+          <w:lang w:val="en-US"/>
+        </w:rPr>
+        <w:t>membantu</w:t>
+      </w:r>
+      <w:proofErr w:type="spellEnd"/>
+      <w:r>
+        <w:rPr>
+          <w:rFonts w:ascii="Times New Roman" w:eastAsia="Times New Roman" w:hAnsi="Times New Roman" w:cs="Times New Roman"/>
+          <w:color w:val="000000"/>
+          <w:lang w:val="en-US"/>
+        </w:rPr>
+        <w:t xml:space="preserve"> </w:t>
+      </w:r>
+      <w:proofErr w:type="spellStart"/>
+      <w:r>
+        <w:rPr>
+          <w:rFonts w:ascii="Times New Roman" w:eastAsia="Times New Roman" w:hAnsi="Times New Roman" w:cs="Times New Roman"/>
+          <w:color w:val="000000"/>
+          <w:lang w:val="en-US"/>
+        </w:rPr>
+        <w:t>penerangan</w:t>
+      </w:r>
+      <w:proofErr w:type="spellEnd"/>
+      <w:r>
+        <w:rPr>
+          <w:rFonts w:ascii="Times New Roman" w:eastAsia="Times New Roman" w:hAnsi="Times New Roman" w:cs="Times New Roman"/>
+          <w:color w:val="000000"/>
+          <w:lang w:val="en-US"/>
+        </w:rPr>
+        <w:t xml:space="preserve"> </w:t>
+      </w:r>
+      <w:proofErr w:type="spellStart"/>
+      <w:r>
+        <w:rPr>
+          <w:rFonts w:ascii="Times New Roman" w:eastAsia="Times New Roman" w:hAnsi="Times New Roman" w:cs="Times New Roman"/>
+          <w:color w:val="000000"/>
+          <w:lang w:val="en-US"/>
+        </w:rPr>
+        <w:t>operasi</w:t>
+      </w:r>
+      <w:proofErr w:type="spellEnd"/>
+      <w:r>
+        <w:rPr>
+          <w:rFonts w:ascii="Times New Roman" w:eastAsia="Times New Roman" w:hAnsi="Times New Roman" w:cs="Times New Roman"/>
+          <w:color w:val="000000"/>
+          <w:lang w:val="en-US"/>
+        </w:rPr>
+        <w:t xml:space="preserve"> atau </w:t>
+      </w:r>
+      <w:proofErr w:type="spellStart"/>
+      <w:r>
+        <w:rPr>
+          <w:rFonts w:ascii="Times New Roman" w:eastAsia="Times New Roman" w:hAnsi="Times New Roman" w:cs="Times New Roman"/>
+          <w:color w:val="000000"/>
+          <w:lang w:val="en-US"/>
+        </w:rPr>
+        <w:t>bedah</w:t>
+      </w:r>
+      <w:proofErr w:type="spellEnd"/>
+      <w:r>
+        <w:rPr>
+          <w:rFonts w:ascii="Times New Roman" w:eastAsia="Times New Roman" w:hAnsi="Times New Roman" w:cs="Times New Roman"/>
+          <w:color w:val="000000"/>
+          <w:lang w:val="en-US"/>
+        </w:rPr>
+        <w:t xml:space="preserve"> di </w:t>
+      </w:r>
+      <w:proofErr w:type="spellStart"/>
+      <w:r>
+        <w:rPr>
+          <w:rFonts w:ascii="Times New Roman" w:eastAsia="Times New Roman" w:hAnsi="Times New Roman" w:cs="Times New Roman"/>
+          <w:color w:val="000000"/>
+          <w:lang w:val="en-US"/>
+        </w:rPr>
+        <w:t>ruang</w:t>
+      </w:r>
+      <w:proofErr w:type="spellEnd"/>
+      <w:r>
+        <w:rPr>
+          <w:rFonts w:ascii="Times New Roman" w:eastAsia="Times New Roman" w:hAnsi="Times New Roman" w:cs="Times New Roman"/>
+          <w:color w:val="000000"/>
+          <w:lang w:val="en-US"/>
+        </w:rPr>
+        <w:t xml:space="preserve"> ICU. </w:t>
+      </w:r>
+      <w:proofErr w:type="spellStart"/>
+      <w:r>
+        <w:rPr>
+          <w:rFonts w:ascii="Times New Roman" w:eastAsia="Times New Roman" w:hAnsi="Times New Roman" w:cs="Times New Roman"/>
+          <w:color w:val="000000"/>
+          <w:lang w:val="en-US"/>
+        </w:rPr>
+        <w:t>Fungsi</w:t>
+      </w:r>
+      <w:proofErr w:type="spellEnd"/>
+      <w:r>
+        <w:rPr>
+          <w:rFonts w:ascii="Times New Roman" w:eastAsia="Times New Roman" w:hAnsi="Times New Roman" w:cs="Times New Roman"/>
+          <w:color w:val="000000"/>
+          <w:lang w:val="en-US"/>
+        </w:rPr>
+        <w:t xml:space="preserve"> </w:t>
       </w:r>
       <w:r>
         <w:rPr>
@@ -598,7 +1200,214 @@
           <w:color w:val="000000"/>
           <w:lang w:val="en-US"/>
         </w:rPr>
-        <w:t xml:space="preserve"> yang dapat diatur ketinggiannya secara mudah dan fleksible. Dilengkapi papan kontrol untuk mengatur kecerahan, mode dan fo</w:t>
+        <w:t xml:space="preserve"> yang </w:t>
+      </w:r>
+      <w:proofErr w:type="spellStart"/>
+      <w:r>
+        <w:rPr>
+          <w:rFonts w:ascii="Times New Roman" w:eastAsia="Times New Roman" w:hAnsi="Times New Roman" w:cs="Times New Roman"/>
+          <w:color w:val="000000"/>
+          <w:lang w:val="en-US"/>
+        </w:rPr>
+        <w:t>dapat</w:t>
+      </w:r>
+      <w:proofErr w:type="spellEnd"/>
+      <w:r>
+        <w:rPr>
+          <w:rFonts w:ascii="Times New Roman" w:eastAsia="Times New Roman" w:hAnsi="Times New Roman" w:cs="Times New Roman"/>
+          <w:color w:val="000000"/>
+          <w:lang w:val="en-US"/>
+        </w:rPr>
+        <w:t xml:space="preserve"> </w:t>
+      </w:r>
+      <w:proofErr w:type="spellStart"/>
+      <w:r>
+        <w:rPr>
+          <w:rFonts w:ascii="Times New Roman" w:eastAsia="Times New Roman" w:hAnsi="Times New Roman" w:cs="Times New Roman"/>
+          <w:color w:val="000000"/>
+          <w:lang w:val="en-US"/>
+        </w:rPr>
+        <w:t>diatur</w:t>
+      </w:r>
+      <w:proofErr w:type="spellEnd"/>
+      <w:r>
+        <w:rPr>
+          <w:rFonts w:ascii="Times New Roman" w:eastAsia="Times New Roman" w:hAnsi="Times New Roman" w:cs="Times New Roman"/>
+          <w:color w:val="000000"/>
+          <w:lang w:val="en-US"/>
+        </w:rPr>
+        <w:t xml:space="preserve"> </w:t>
+      </w:r>
+      <w:proofErr w:type="spellStart"/>
+      <w:r>
+        <w:rPr>
+          <w:rFonts w:ascii="Times New Roman" w:eastAsia="Times New Roman" w:hAnsi="Times New Roman" w:cs="Times New Roman"/>
+          <w:color w:val="000000"/>
+          <w:lang w:val="en-US"/>
+        </w:rPr>
+        <w:t>ketinggiannya</w:t>
+      </w:r>
+      <w:proofErr w:type="spellEnd"/>
+      <w:r>
+        <w:rPr>
+          <w:rFonts w:ascii="Times New Roman" w:eastAsia="Times New Roman" w:hAnsi="Times New Roman" w:cs="Times New Roman"/>
+          <w:color w:val="000000"/>
+          <w:lang w:val="en-US"/>
+        </w:rPr>
+        <w:t xml:space="preserve"> </w:t>
+      </w:r>
+      <w:proofErr w:type="spellStart"/>
+      <w:r>
+        <w:rPr>
+          <w:rFonts w:ascii="Times New Roman" w:eastAsia="Times New Roman" w:hAnsi="Times New Roman" w:cs="Times New Roman"/>
+          <w:color w:val="000000"/>
+          <w:lang w:val="en-US"/>
+        </w:rPr>
+        <w:t>secara</w:t>
+      </w:r>
+      <w:proofErr w:type="spellEnd"/>
+      <w:r>
+        <w:rPr>
+          <w:rFonts w:ascii="Times New Roman" w:eastAsia="Times New Roman" w:hAnsi="Times New Roman" w:cs="Times New Roman"/>
+          <w:color w:val="000000"/>
+          <w:lang w:val="en-US"/>
+        </w:rPr>
+        <w:t xml:space="preserve"> </w:t>
+      </w:r>
+      <w:proofErr w:type="spellStart"/>
+      <w:r>
+        <w:rPr>
+          <w:rFonts w:ascii="Times New Roman" w:eastAsia="Times New Roman" w:hAnsi="Times New Roman" w:cs="Times New Roman"/>
+          <w:color w:val="000000"/>
+          <w:lang w:val="en-US"/>
+        </w:rPr>
+        <w:t>mudah</w:t>
+      </w:r>
+      <w:proofErr w:type="spellEnd"/>
+      <w:r>
+        <w:rPr>
+          <w:rFonts w:ascii="Times New Roman" w:eastAsia="Times New Roman" w:hAnsi="Times New Roman" w:cs="Times New Roman"/>
+          <w:color w:val="000000"/>
+          <w:lang w:val="en-US"/>
+        </w:rPr>
+        <w:t xml:space="preserve"> dan </w:t>
+      </w:r>
+      <w:proofErr w:type="spellStart"/>
+      <w:r>
+        <w:rPr>
+          <w:rFonts w:ascii="Times New Roman" w:eastAsia="Times New Roman" w:hAnsi="Times New Roman" w:cs="Times New Roman"/>
+          <w:color w:val="000000"/>
+          <w:lang w:val="en-US"/>
+        </w:rPr>
+        <w:t>fleksible</w:t>
+      </w:r>
+      <w:proofErr w:type="spellEnd"/>
+      <w:r>
+        <w:rPr>
+          <w:rFonts w:ascii="Times New Roman" w:eastAsia="Times New Roman" w:hAnsi="Times New Roman" w:cs="Times New Roman"/>
+          <w:color w:val="000000"/>
+          <w:lang w:val="en-US"/>
+        </w:rPr>
+        <w:t xml:space="preserve">. </w:t>
+      </w:r>
+      <w:proofErr w:type="spellStart"/>
+      <w:r>
+        <w:rPr>
+          <w:rFonts w:ascii="Times New Roman" w:eastAsia="Times New Roman" w:hAnsi="Times New Roman" w:cs="Times New Roman"/>
+          <w:color w:val="000000"/>
+          <w:lang w:val="en-US"/>
+        </w:rPr>
+        <w:t>Dilengkapi</w:t>
+      </w:r>
+      <w:proofErr w:type="spellEnd"/>
+      <w:r>
+        <w:rPr>
+          <w:rFonts w:ascii="Times New Roman" w:eastAsia="Times New Roman" w:hAnsi="Times New Roman" w:cs="Times New Roman"/>
+          <w:color w:val="000000"/>
+          <w:lang w:val="en-US"/>
+        </w:rPr>
+        <w:t xml:space="preserve"> </w:t>
+      </w:r>
+      <w:proofErr w:type="spellStart"/>
+      <w:r>
+        <w:rPr>
+          <w:rFonts w:ascii="Times New Roman" w:eastAsia="Times New Roman" w:hAnsi="Times New Roman" w:cs="Times New Roman"/>
+          <w:color w:val="000000"/>
+          <w:lang w:val="en-US"/>
+        </w:rPr>
+        <w:t>papan</w:t>
+      </w:r>
+      <w:proofErr w:type="spellEnd"/>
+      <w:r>
+        <w:rPr>
+          <w:rFonts w:ascii="Times New Roman" w:eastAsia="Times New Roman" w:hAnsi="Times New Roman" w:cs="Times New Roman"/>
+          <w:color w:val="000000"/>
+          <w:lang w:val="en-US"/>
+        </w:rPr>
+        <w:t xml:space="preserve"> </w:t>
+      </w:r>
+      <w:proofErr w:type="spellStart"/>
+      <w:r>
+        <w:rPr>
+          <w:rFonts w:ascii="Times New Roman" w:eastAsia="Times New Roman" w:hAnsi="Times New Roman" w:cs="Times New Roman"/>
+          <w:color w:val="000000"/>
+          <w:lang w:val="en-US"/>
+        </w:rPr>
+        <w:t>kontrol</w:t>
+      </w:r>
+      <w:proofErr w:type="spellEnd"/>
+      <w:r>
+        <w:rPr>
+          <w:rFonts w:ascii="Times New Roman" w:eastAsia="Times New Roman" w:hAnsi="Times New Roman" w:cs="Times New Roman"/>
+          <w:color w:val="000000"/>
+          <w:lang w:val="en-US"/>
+        </w:rPr>
+        <w:t xml:space="preserve"> untuk </w:t>
+      </w:r>
+      <w:proofErr w:type="spellStart"/>
+      <w:r>
+        <w:rPr>
+          <w:rFonts w:ascii="Times New Roman" w:eastAsia="Times New Roman" w:hAnsi="Times New Roman" w:cs="Times New Roman"/>
+          <w:color w:val="000000"/>
+          <w:lang w:val="en-US"/>
+        </w:rPr>
+        <w:t>mengatur</w:t>
+      </w:r>
+      <w:proofErr w:type="spellEnd"/>
+      <w:r>
+        <w:rPr>
+          <w:rFonts w:ascii="Times New Roman" w:eastAsia="Times New Roman" w:hAnsi="Times New Roman" w:cs="Times New Roman"/>
+          <w:color w:val="000000"/>
+          <w:lang w:val="en-US"/>
+        </w:rPr>
+        <w:t xml:space="preserve"> </w:t>
+      </w:r>
+      <w:proofErr w:type="spellStart"/>
+      <w:r>
+        <w:rPr>
+          <w:rFonts w:ascii="Times New Roman" w:eastAsia="Times New Roman" w:hAnsi="Times New Roman" w:cs="Times New Roman"/>
+          <w:color w:val="000000"/>
+          <w:lang w:val="en-US"/>
+        </w:rPr>
+        <w:t>kecerahan</w:t>
+      </w:r>
+      <w:proofErr w:type="spellEnd"/>
+      <w:r>
+        <w:rPr>
+          <w:rFonts w:ascii="Times New Roman" w:eastAsia="Times New Roman" w:hAnsi="Times New Roman" w:cs="Times New Roman"/>
+          <w:color w:val="000000"/>
+          <w:lang w:val="en-US"/>
+        </w:rPr>
+        <w:t xml:space="preserve">, mode dan </w:t>
+      </w:r>
+      <w:proofErr w:type="spellStart"/>
+      <w:r>
+        <w:rPr>
+          <w:rFonts w:ascii="Times New Roman" w:eastAsia="Times New Roman" w:hAnsi="Times New Roman" w:cs="Times New Roman"/>
+          <w:color w:val="000000"/>
+          <w:lang w:val="en-US"/>
+        </w:rPr>
+        <w:t>fo</w:t>
       </w:r>
       <w:r>
         <w:rPr>
@@ -614,23 +1423,266 @@
           <w:color w:val="000000"/>
           <w:lang w:val="en-US"/>
         </w:rPr>
-        <w:t>us lampu.</w:t>
-      </w:r>
-      <w:r>
-        <w:rPr>
-          <w:rFonts w:ascii="Times New Roman" w:eastAsia="Times New Roman" w:hAnsi="Times New Roman" w:cs="Times New Roman"/>
-          <w:color w:val="000000"/>
-          <w:lang w:val="en-US"/>
-        </w:rPr>
-        <w:t xml:space="preserve"> </w:t>
-      </w:r>
-      <w:r>
-        <w:rPr>
-          <w:rFonts w:ascii="Times New Roman" w:eastAsia="Times New Roman" w:hAnsi="Times New Roman" w:cs="Times New Roman"/>
-          <w:color w:val="000000"/>
-          <w:lang w:val="en-US"/>
-        </w:rPr>
-        <w:t>Model ini sudah disematkan kamera built-in Sony HD Camera untuk meerekam aktifitas operasi dan Monitor + Hanging Suspension untuk memudahkan pengguna dan menampilkan hasil dari perekaman kamera.</w:t>
+        <w:t>us</w:t>
+      </w:r>
+      <w:proofErr w:type="spellEnd"/>
+      <w:r>
+        <w:rPr>
+          <w:rFonts w:ascii="Times New Roman" w:eastAsia="Times New Roman" w:hAnsi="Times New Roman" w:cs="Times New Roman"/>
+          <w:color w:val="000000"/>
+          <w:lang w:val="en-US"/>
+        </w:rPr>
+        <w:t xml:space="preserve"> </w:t>
+      </w:r>
+      <w:proofErr w:type="spellStart"/>
+      <w:r>
+        <w:rPr>
+          <w:rFonts w:ascii="Times New Roman" w:eastAsia="Times New Roman" w:hAnsi="Times New Roman" w:cs="Times New Roman"/>
+          <w:color w:val="000000"/>
+          <w:lang w:val="en-US"/>
+        </w:rPr>
+        <w:t>lampu</w:t>
+      </w:r>
+      <w:proofErr w:type="spellEnd"/>
+      <w:r>
+        <w:rPr>
+          <w:rFonts w:ascii="Times New Roman" w:eastAsia="Times New Roman" w:hAnsi="Times New Roman" w:cs="Times New Roman"/>
+          <w:color w:val="000000"/>
+          <w:lang w:val="en-US"/>
+        </w:rPr>
+        <w:t>.</w:t>
+      </w:r>
+      <w:r>
+        <w:rPr>
+          <w:rFonts w:ascii="Times New Roman" w:eastAsia="Times New Roman" w:hAnsi="Times New Roman" w:cs="Times New Roman"/>
+          <w:color w:val="000000"/>
+          <w:lang w:val="en-US"/>
+        </w:rPr>
+        <w:t xml:space="preserve"> </w:t>
+      </w:r>
+      <w:r>
+        <w:rPr>
+          <w:rFonts w:ascii="Times New Roman" w:eastAsia="Times New Roman" w:hAnsi="Times New Roman" w:cs="Times New Roman"/>
+          <w:color w:val="000000"/>
+          <w:lang w:val="en-US"/>
+        </w:rPr>
+        <w:t xml:space="preserve">Model ini sudah </w:t>
+      </w:r>
+      <w:proofErr w:type="spellStart"/>
+      <w:r>
+        <w:rPr>
+          <w:rFonts w:ascii="Times New Roman" w:eastAsia="Times New Roman" w:hAnsi="Times New Roman" w:cs="Times New Roman"/>
+          <w:color w:val="000000"/>
+          <w:lang w:val="en-US"/>
+        </w:rPr>
+        <w:t>disematkan</w:t>
+      </w:r>
+      <w:proofErr w:type="spellEnd"/>
+      <w:r>
+        <w:rPr>
+          <w:rFonts w:ascii="Times New Roman" w:eastAsia="Times New Roman" w:hAnsi="Times New Roman" w:cs="Times New Roman"/>
+          <w:color w:val="000000"/>
+          <w:lang w:val="en-US"/>
+        </w:rPr>
+        <w:t xml:space="preserve"> </w:t>
+      </w:r>
+      <w:proofErr w:type="spellStart"/>
+      <w:r>
+        <w:rPr>
+          <w:rFonts w:ascii="Times New Roman" w:eastAsia="Times New Roman" w:hAnsi="Times New Roman" w:cs="Times New Roman"/>
+          <w:color w:val="000000"/>
+          <w:lang w:val="en-US"/>
+        </w:rPr>
+        <w:t>kamera</w:t>
+      </w:r>
+      <w:proofErr w:type="spellEnd"/>
+      <w:r>
+        <w:rPr>
+          <w:rFonts w:ascii="Times New Roman" w:eastAsia="Times New Roman" w:hAnsi="Times New Roman" w:cs="Times New Roman"/>
+          <w:color w:val="000000"/>
+          <w:lang w:val="en-US"/>
+        </w:rPr>
+        <w:t xml:space="preserve"> built-in Sony HD Camera untuk </w:t>
+      </w:r>
+      <w:proofErr w:type="spellStart"/>
+      <w:r>
+        <w:rPr>
+          <w:rFonts w:ascii="Times New Roman" w:eastAsia="Times New Roman" w:hAnsi="Times New Roman" w:cs="Times New Roman"/>
+          <w:color w:val="000000"/>
+          <w:lang w:val="en-US"/>
+        </w:rPr>
+        <w:t>meerekam</w:t>
+      </w:r>
+      <w:proofErr w:type="spellEnd"/>
+      <w:r>
+        <w:rPr>
+          <w:rFonts w:ascii="Times New Roman" w:eastAsia="Times New Roman" w:hAnsi="Times New Roman" w:cs="Times New Roman"/>
+          <w:color w:val="000000"/>
+          <w:lang w:val="en-US"/>
+        </w:rPr>
+        <w:t xml:space="preserve"> </w:t>
+      </w:r>
+      <w:proofErr w:type="spellStart"/>
+      <w:r>
+        <w:rPr>
+          <w:rFonts w:ascii="Times New Roman" w:eastAsia="Times New Roman" w:hAnsi="Times New Roman" w:cs="Times New Roman"/>
+          <w:color w:val="000000"/>
+          <w:lang w:val="en-US"/>
+        </w:rPr>
+        <w:t>aktifitas</w:t>
+      </w:r>
+      <w:proofErr w:type="spellEnd"/>
+      <w:r>
+        <w:rPr>
+          <w:rFonts w:ascii="Times New Roman" w:eastAsia="Times New Roman" w:hAnsi="Times New Roman" w:cs="Times New Roman"/>
+          <w:color w:val="000000"/>
+          <w:lang w:val="en-US"/>
+        </w:rPr>
+        <w:t xml:space="preserve"> </w:t>
+      </w:r>
+      <w:proofErr w:type="spellStart"/>
+      <w:r>
+        <w:rPr>
+          <w:rFonts w:ascii="Times New Roman" w:eastAsia="Times New Roman" w:hAnsi="Times New Roman" w:cs="Times New Roman"/>
+          <w:color w:val="000000"/>
+          <w:lang w:val="en-US"/>
+        </w:rPr>
+        <w:t>operasi</w:t>
+      </w:r>
+      <w:proofErr w:type="spellEnd"/>
+      <w:r>
+        <w:rPr>
+          <w:rFonts w:ascii="Times New Roman" w:eastAsia="Times New Roman" w:hAnsi="Times New Roman" w:cs="Times New Roman"/>
+          <w:color w:val="000000"/>
+          <w:lang w:val="en-US"/>
+        </w:rPr>
+        <w:t xml:space="preserve"> dan Monitor + Hanging Suspension untuk </w:t>
+      </w:r>
+      <w:proofErr w:type="spellStart"/>
+      <w:r>
+        <w:rPr>
+          <w:rFonts w:ascii="Times New Roman" w:eastAsia="Times New Roman" w:hAnsi="Times New Roman" w:cs="Times New Roman"/>
+          <w:color w:val="000000"/>
+          <w:lang w:val="en-US"/>
+        </w:rPr>
+        <w:t>memudahkan</w:t>
+      </w:r>
+      <w:proofErr w:type="spellEnd"/>
+      <w:r>
+        <w:rPr>
+          <w:rFonts w:ascii="Times New Roman" w:eastAsia="Times New Roman" w:hAnsi="Times New Roman" w:cs="Times New Roman"/>
+          <w:color w:val="000000"/>
+          <w:lang w:val="en-US"/>
+        </w:rPr>
+        <w:t xml:space="preserve"> </w:t>
+      </w:r>
+      <w:proofErr w:type="spellStart"/>
+      <w:r>
+        <w:rPr>
+          <w:rFonts w:ascii="Times New Roman" w:eastAsia="Times New Roman" w:hAnsi="Times New Roman" w:cs="Times New Roman"/>
+          <w:color w:val="000000"/>
+          <w:lang w:val="en-US"/>
+        </w:rPr>
+        <w:t>pengguna</w:t>
+      </w:r>
+      <w:proofErr w:type="spellEnd"/>
+      <w:r>
+        <w:rPr>
+          <w:rFonts w:ascii="Times New Roman" w:eastAsia="Times New Roman" w:hAnsi="Times New Roman" w:cs="Times New Roman"/>
+          <w:color w:val="000000"/>
+          <w:lang w:val="en-US"/>
+        </w:rPr>
+        <w:t xml:space="preserve"> dan </w:t>
+      </w:r>
+      <w:proofErr w:type="spellStart"/>
+      <w:r>
+        <w:rPr>
+          <w:rFonts w:ascii="Times New Roman" w:eastAsia="Times New Roman" w:hAnsi="Times New Roman" w:cs="Times New Roman"/>
+          <w:color w:val="000000"/>
+          <w:lang w:val="en-US"/>
+        </w:rPr>
+        <w:t>menampilkan</w:t>
+      </w:r>
+      <w:proofErr w:type="spellEnd"/>
+      <w:r>
+        <w:rPr>
+          <w:rFonts w:ascii="Times New Roman" w:eastAsia="Times New Roman" w:hAnsi="Times New Roman" w:cs="Times New Roman"/>
+          <w:color w:val="000000"/>
+          <w:lang w:val="en-US"/>
+        </w:rPr>
+        <w:t xml:space="preserve"> </w:t>
+      </w:r>
+      <w:proofErr w:type="spellStart"/>
+      <w:r>
+        <w:rPr>
+          <w:rFonts w:ascii="Times New Roman" w:eastAsia="Times New Roman" w:hAnsi="Times New Roman" w:cs="Times New Roman"/>
+          <w:color w:val="000000"/>
+          <w:lang w:val="en-US"/>
+        </w:rPr>
+        <w:t>hasil</w:t>
+      </w:r>
+      <w:proofErr w:type="spellEnd"/>
+      <w:r>
+        <w:rPr>
+          <w:rFonts w:ascii="Times New Roman" w:eastAsia="Times New Roman" w:hAnsi="Times New Roman" w:cs="Times New Roman"/>
+          <w:color w:val="000000"/>
+          <w:lang w:val="en-US"/>
+        </w:rPr>
+        <w:t xml:space="preserve"> </w:t>
+      </w:r>
+      <w:proofErr w:type="spellStart"/>
+      <w:r>
+        <w:rPr>
+          <w:rFonts w:ascii="Times New Roman" w:eastAsia="Times New Roman" w:hAnsi="Times New Roman" w:cs="Times New Roman"/>
+          <w:color w:val="000000"/>
+          <w:lang w:val="en-US"/>
+        </w:rPr>
+        <w:t>dari</w:t>
+      </w:r>
+      <w:proofErr w:type="spellEnd"/>
+      <w:r>
+        <w:rPr>
+          <w:rFonts w:ascii="Times New Roman" w:eastAsia="Times New Roman" w:hAnsi="Times New Roman" w:cs="Times New Roman"/>
+          <w:color w:val="000000"/>
+          <w:lang w:val="en-US"/>
+        </w:rPr>
+        <w:t xml:space="preserve"> </w:t>
+      </w:r>
+      <w:proofErr w:type="spellStart"/>
+      <w:r>
+        <w:rPr>
+          <w:rFonts w:ascii="Times New Roman" w:eastAsia="Times New Roman" w:hAnsi="Times New Roman" w:cs="Times New Roman"/>
+          <w:color w:val="000000"/>
+          <w:lang w:val="en-US"/>
+        </w:rPr>
+        <w:t>perekaman</w:t>
+      </w:r>
+      <w:proofErr w:type="spellEnd"/>
+      <w:r>
+        <w:rPr>
+          <w:rFonts w:ascii="Times New Roman" w:eastAsia="Times New Roman" w:hAnsi="Times New Roman" w:cs="Times New Roman"/>
+          <w:color w:val="000000"/>
+          <w:lang w:val="en-US"/>
+        </w:rPr>
+        <w:t xml:space="preserve"> </w:t>
+      </w:r>
+      <w:proofErr w:type="spellStart"/>
+      <w:r>
+        <w:rPr>
+          <w:rFonts w:ascii="Times New Roman" w:eastAsia="Times New Roman" w:hAnsi="Times New Roman" w:cs="Times New Roman"/>
+          <w:color w:val="000000"/>
+          <w:lang w:val="en-US"/>
+        </w:rPr>
+        <w:t>kamera</w:t>
+      </w:r>
+      <w:proofErr w:type="spellEnd"/>
+      <w:r>
+        <w:rPr>
+          <w:rFonts w:ascii="Times New Roman" w:eastAsia="Times New Roman" w:hAnsi="Times New Roman" w:cs="Times New Roman"/>
+          <w:color w:val="000000"/>
+          <w:lang w:val="en-US"/>
+        </w:rPr>
+        <w:t>.</w:t>
       </w:r>
       <w:r>
         <w:br w:type="page"/>
@@ -1166,13 +2218,41 @@
         </w:rPr>
         <w:t xml:space="preserve"> </w:t>
       </w:r>
-      <w:r>
-        <w:rPr>
-          <w:rFonts w:ascii="Times New Roman" w:eastAsia="Times New Roman" w:hAnsi="Times New Roman" w:cs="Times New Roman"/>
-          <w:color w:val="000000"/>
-          <w:lang w:val="en-US"/>
-        </w:rPr>
-        <w:t xml:space="preserve">terdiri dari </w:t>
+      <w:proofErr w:type="spellStart"/>
+      <w:r>
+        <w:rPr>
+          <w:rFonts w:ascii="Times New Roman" w:eastAsia="Times New Roman" w:hAnsi="Times New Roman" w:cs="Times New Roman"/>
+          <w:color w:val="000000"/>
+          <w:lang w:val="en-US"/>
+        </w:rPr>
+        <w:t>terdiri</w:t>
+      </w:r>
+      <w:proofErr w:type="spellEnd"/>
+      <w:r>
+        <w:rPr>
+          <w:rFonts w:ascii="Times New Roman" w:eastAsia="Times New Roman" w:hAnsi="Times New Roman" w:cs="Times New Roman"/>
+          <w:color w:val="000000"/>
+          <w:lang w:val="en-US"/>
+        </w:rPr>
+        <w:t xml:space="preserve"> </w:t>
+      </w:r>
+      <w:proofErr w:type="spellStart"/>
+      <w:r>
+        <w:rPr>
+          <w:rFonts w:ascii="Times New Roman" w:eastAsia="Times New Roman" w:hAnsi="Times New Roman" w:cs="Times New Roman"/>
+          <w:color w:val="000000"/>
+          <w:lang w:val="en-US"/>
+        </w:rPr>
+        <w:t>dari</w:t>
+      </w:r>
+      <w:proofErr w:type="spellEnd"/>
+      <w:r>
+        <w:rPr>
+          <w:rFonts w:ascii="Times New Roman" w:eastAsia="Times New Roman" w:hAnsi="Times New Roman" w:cs="Times New Roman"/>
+          <w:color w:val="000000"/>
+          <w:lang w:val="en-US"/>
+        </w:rPr>
+        <w:t xml:space="preserve"> </w:t>
       </w:r>
       <w:r>
         <w:rPr>
@@ -1190,7 +2270,61 @@
           <w:color w:val="000000"/>
           <w:lang w:val="en-US"/>
         </w:rPr>
-        <w:t xml:space="preserve"> yang dapat berputar hingga </w:t>
+        <w:t xml:space="preserve"> yang </w:t>
+      </w:r>
+      <w:proofErr w:type="spellStart"/>
+      <w:r>
+        <w:rPr>
+          <w:rFonts w:ascii="Times New Roman" w:eastAsia="Times New Roman" w:hAnsi="Times New Roman" w:cs="Times New Roman"/>
+          <w:color w:val="000000"/>
+          <w:lang w:val="en-US"/>
+        </w:rPr>
+        <w:t>dapat</w:t>
+      </w:r>
+      <w:proofErr w:type="spellEnd"/>
+      <w:r>
+        <w:rPr>
+          <w:rFonts w:ascii="Times New Roman" w:eastAsia="Times New Roman" w:hAnsi="Times New Roman" w:cs="Times New Roman"/>
+          <w:color w:val="000000"/>
+          <w:lang w:val="en-US"/>
+        </w:rPr>
+        <w:t xml:space="preserve"> </w:t>
+      </w:r>
+      <w:proofErr w:type="spellStart"/>
+      <w:r>
+        <w:rPr>
+          <w:rFonts w:ascii="Times New Roman" w:eastAsia="Times New Roman" w:hAnsi="Times New Roman" w:cs="Times New Roman"/>
+          <w:color w:val="000000"/>
+          <w:lang w:val="en-US"/>
+        </w:rPr>
+        <w:t>berputar</w:t>
+      </w:r>
+      <w:proofErr w:type="spellEnd"/>
+      <w:r>
+        <w:rPr>
+          <w:rFonts w:ascii="Times New Roman" w:eastAsia="Times New Roman" w:hAnsi="Times New Roman" w:cs="Times New Roman"/>
+          <w:color w:val="000000"/>
+          <w:lang w:val="en-US"/>
+        </w:rPr>
+        <w:t xml:space="preserve"> </w:t>
+      </w:r>
+      <w:proofErr w:type="spellStart"/>
+      <w:r>
+        <w:rPr>
+          <w:rFonts w:ascii="Times New Roman" w:eastAsia="Times New Roman" w:hAnsi="Times New Roman" w:cs="Times New Roman"/>
+          <w:color w:val="000000"/>
+          <w:lang w:val="en-US"/>
+        </w:rPr>
+        <w:t>hingga</w:t>
+      </w:r>
+      <w:proofErr w:type="spellEnd"/>
+      <w:r>
+        <w:rPr>
+          <w:rFonts w:ascii="Times New Roman" w:eastAsia="Times New Roman" w:hAnsi="Times New Roman" w:cs="Times New Roman"/>
+          <w:color w:val="000000"/>
+          <w:lang w:val="en-US"/>
+        </w:rPr>
+        <w:t xml:space="preserve"> </w:t>
       </w:r>
       <w:r>
         <w:rPr>
@@ -1223,7 +2357,115 @@
           <w:color w:val="000000"/>
           <w:lang w:val="en-US"/>
         </w:rPr>
-        <w:t xml:space="preserve"> yang dapat bergerak secara vertikal dan berputar hingga </w:t>
+        <w:t xml:space="preserve"> yang </w:t>
+      </w:r>
+      <w:proofErr w:type="spellStart"/>
+      <w:r>
+        <w:rPr>
+          <w:rFonts w:ascii="Times New Roman" w:eastAsia="Times New Roman" w:hAnsi="Times New Roman" w:cs="Times New Roman"/>
+          <w:color w:val="000000"/>
+          <w:lang w:val="en-US"/>
+        </w:rPr>
+        <w:t>dapat</w:t>
+      </w:r>
+      <w:proofErr w:type="spellEnd"/>
+      <w:r>
+        <w:rPr>
+          <w:rFonts w:ascii="Times New Roman" w:eastAsia="Times New Roman" w:hAnsi="Times New Roman" w:cs="Times New Roman"/>
+          <w:color w:val="000000"/>
+          <w:lang w:val="en-US"/>
+        </w:rPr>
+        <w:t xml:space="preserve"> </w:t>
+      </w:r>
+      <w:proofErr w:type="spellStart"/>
+      <w:r>
+        <w:rPr>
+          <w:rFonts w:ascii="Times New Roman" w:eastAsia="Times New Roman" w:hAnsi="Times New Roman" w:cs="Times New Roman"/>
+          <w:color w:val="000000"/>
+          <w:lang w:val="en-US"/>
+        </w:rPr>
+        <w:t>bergerak</w:t>
+      </w:r>
+      <w:proofErr w:type="spellEnd"/>
+      <w:r>
+        <w:rPr>
+          <w:rFonts w:ascii="Times New Roman" w:eastAsia="Times New Roman" w:hAnsi="Times New Roman" w:cs="Times New Roman"/>
+          <w:color w:val="000000"/>
+          <w:lang w:val="en-US"/>
+        </w:rPr>
+        <w:t xml:space="preserve"> </w:t>
+      </w:r>
+      <w:proofErr w:type="spellStart"/>
+      <w:r>
+        <w:rPr>
+          <w:rFonts w:ascii="Times New Roman" w:eastAsia="Times New Roman" w:hAnsi="Times New Roman" w:cs="Times New Roman"/>
+          <w:color w:val="000000"/>
+          <w:lang w:val="en-US"/>
+        </w:rPr>
+        <w:t>secara</w:t>
+      </w:r>
+      <w:proofErr w:type="spellEnd"/>
+      <w:r>
+        <w:rPr>
+          <w:rFonts w:ascii="Times New Roman" w:eastAsia="Times New Roman" w:hAnsi="Times New Roman" w:cs="Times New Roman"/>
+          <w:color w:val="000000"/>
+          <w:lang w:val="en-US"/>
+        </w:rPr>
+        <w:t xml:space="preserve"> </w:t>
+      </w:r>
+      <w:proofErr w:type="spellStart"/>
+      <w:r>
+        <w:rPr>
+          <w:rFonts w:ascii="Times New Roman" w:eastAsia="Times New Roman" w:hAnsi="Times New Roman" w:cs="Times New Roman"/>
+          <w:color w:val="000000"/>
+          <w:lang w:val="en-US"/>
+        </w:rPr>
+        <w:t>vertikal</w:t>
+      </w:r>
+      <w:proofErr w:type="spellEnd"/>
+      <w:r>
+        <w:rPr>
+          <w:rFonts w:ascii="Times New Roman" w:eastAsia="Times New Roman" w:hAnsi="Times New Roman" w:cs="Times New Roman"/>
+          <w:color w:val="000000"/>
+          <w:lang w:val="en-US"/>
+        </w:rPr>
+        <w:t xml:space="preserve"> dan </w:t>
+      </w:r>
+      <w:proofErr w:type="spellStart"/>
+      <w:r>
+        <w:rPr>
+          <w:rFonts w:ascii="Times New Roman" w:eastAsia="Times New Roman" w:hAnsi="Times New Roman" w:cs="Times New Roman"/>
+          <w:color w:val="000000"/>
+          <w:lang w:val="en-US"/>
+        </w:rPr>
+        <w:t>berputar</w:t>
+      </w:r>
+      <w:proofErr w:type="spellEnd"/>
+      <w:r>
+        <w:rPr>
+          <w:rFonts w:ascii="Times New Roman" w:eastAsia="Times New Roman" w:hAnsi="Times New Roman" w:cs="Times New Roman"/>
+          <w:color w:val="000000"/>
+          <w:lang w:val="en-US"/>
+        </w:rPr>
+        <w:t xml:space="preserve"> </w:t>
+      </w:r>
+      <w:proofErr w:type="spellStart"/>
+      <w:r>
+        <w:rPr>
+          <w:rFonts w:ascii="Times New Roman" w:eastAsia="Times New Roman" w:hAnsi="Times New Roman" w:cs="Times New Roman"/>
+          <w:color w:val="000000"/>
+          <w:lang w:val="en-US"/>
+        </w:rPr>
+        <w:t>hingga</w:t>
+      </w:r>
+      <w:proofErr w:type="spellEnd"/>
+      <w:r>
+        <w:rPr>
+          <w:rFonts w:ascii="Times New Roman" w:eastAsia="Times New Roman" w:hAnsi="Times New Roman" w:cs="Times New Roman"/>
+          <w:color w:val="000000"/>
+          <w:lang w:val="en-US"/>
+        </w:rPr>
+        <w:t xml:space="preserve"> </w:t>
       </w:r>
       <w:r>
         <w:rPr>
@@ -1246,7 +2488,97 @@
           <w:color w:val="000000"/>
           <w:lang w:val="en-US"/>
         </w:rPr>
-        <w:t xml:space="preserve">Produk ini terdiri dari Dasar Pondasi, Lengan Putar / </w:t>
+        <w:t xml:space="preserve">Produk ini </w:t>
+      </w:r>
+      <w:proofErr w:type="spellStart"/>
+      <w:r>
+        <w:rPr>
+          <w:rFonts w:ascii="Times New Roman" w:eastAsia="Times New Roman" w:hAnsi="Times New Roman" w:cs="Times New Roman"/>
+          <w:color w:val="000000"/>
+          <w:lang w:val="en-US"/>
+        </w:rPr>
+        <w:t>terdiri</w:t>
+      </w:r>
+      <w:proofErr w:type="spellEnd"/>
+      <w:r>
+        <w:rPr>
+          <w:rFonts w:ascii="Times New Roman" w:eastAsia="Times New Roman" w:hAnsi="Times New Roman" w:cs="Times New Roman"/>
+          <w:color w:val="000000"/>
+          <w:lang w:val="en-US"/>
+        </w:rPr>
+        <w:t xml:space="preserve"> </w:t>
+      </w:r>
+      <w:proofErr w:type="spellStart"/>
+      <w:r>
+        <w:rPr>
+          <w:rFonts w:ascii="Times New Roman" w:eastAsia="Times New Roman" w:hAnsi="Times New Roman" w:cs="Times New Roman"/>
+          <w:color w:val="000000"/>
+          <w:lang w:val="en-US"/>
+        </w:rPr>
+        <w:t>dari</w:t>
+      </w:r>
+      <w:proofErr w:type="spellEnd"/>
+      <w:r>
+        <w:rPr>
+          <w:rFonts w:ascii="Times New Roman" w:eastAsia="Times New Roman" w:hAnsi="Times New Roman" w:cs="Times New Roman"/>
+          <w:color w:val="000000"/>
+          <w:lang w:val="en-US"/>
+        </w:rPr>
+        <w:t xml:space="preserve"> Dasar </w:t>
+      </w:r>
+      <w:proofErr w:type="spellStart"/>
+      <w:r>
+        <w:rPr>
+          <w:rFonts w:ascii="Times New Roman" w:eastAsia="Times New Roman" w:hAnsi="Times New Roman" w:cs="Times New Roman"/>
+          <w:color w:val="000000"/>
+          <w:lang w:val="en-US"/>
+        </w:rPr>
+        <w:t>Pondasi</w:t>
+      </w:r>
+      <w:proofErr w:type="spellEnd"/>
+      <w:r>
+        <w:rPr>
+          <w:rFonts w:ascii="Times New Roman" w:eastAsia="Times New Roman" w:hAnsi="Times New Roman" w:cs="Times New Roman"/>
+          <w:color w:val="000000"/>
+          <w:lang w:val="en-US"/>
+        </w:rPr>
+        <w:t xml:space="preserve">, </w:t>
+      </w:r>
+      <w:proofErr w:type="spellStart"/>
+      <w:r>
+        <w:rPr>
+          <w:rFonts w:ascii="Times New Roman" w:eastAsia="Times New Roman" w:hAnsi="Times New Roman" w:cs="Times New Roman"/>
+          <w:color w:val="000000"/>
+          <w:lang w:val="en-US"/>
+        </w:rPr>
+        <w:t>Lengan</w:t>
+      </w:r>
+      <w:proofErr w:type="spellEnd"/>
+      <w:r>
+        <w:rPr>
+          <w:rFonts w:ascii="Times New Roman" w:eastAsia="Times New Roman" w:hAnsi="Times New Roman" w:cs="Times New Roman"/>
+          <w:color w:val="000000"/>
+          <w:lang w:val="en-US"/>
+        </w:rPr>
+        <w:t xml:space="preserve"> </w:t>
+      </w:r>
+      <w:proofErr w:type="spellStart"/>
+      <w:r>
+        <w:rPr>
+          <w:rFonts w:ascii="Times New Roman" w:eastAsia="Times New Roman" w:hAnsi="Times New Roman" w:cs="Times New Roman"/>
+          <w:color w:val="000000"/>
+          <w:lang w:val="en-US"/>
+        </w:rPr>
+        <w:t>Putar</w:t>
+      </w:r>
+      <w:proofErr w:type="spellEnd"/>
+      <w:r>
+        <w:rPr>
+          <w:rFonts w:ascii="Times New Roman" w:eastAsia="Times New Roman" w:hAnsi="Times New Roman" w:cs="Times New Roman"/>
+          <w:color w:val="000000"/>
+          <w:lang w:val="en-US"/>
+        </w:rPr>
+        <w:t xml:space="preserve"> / </w:t>
       </w:r>
       <w:r>
         <w:rPr>
@@ -1264,7 +2596,25 @@
           <w:color w:val="000000"/>
           <w:lang w:val="en-US"/>
         </w:rPr>
-        <w:t xml:space="preserve">, Lengan Bawah / </w:t>
+        <w:t xml:space="preserve">, </w:t>
+      </w:r>
+      <w:proofErr w:type="spellStart"/>
+      <w:r>
+        <w:rPr>
+          <w:rFonts w:ascii="Times New Roman" w:eastAsia="Times New Roman" w:hAnsi="Times New Roman" w:cs="Times New Roman"/>
+          <w:color w:val="000000"/>
+          <w:lang w:val="en-US"/>
+        </w:rPr>
+        <w:t>Lengan</w:t>
+      </w:r>
+      <w:proofErr w:type="spellEnd"/>
+      <w:r>
+        <w:rPr>
+          <w:rFonts w:ascii="Times New Roman" w:eastAsia="Times New Roman" w:hAnsi="Times New Roman" w:cs="Times New Roman"/>
+          <w:color w:val="000000"/>
+          <w:lang w:val="en-US"/>
+        </w:rPr>
+        <w:t xml:space="preserve"> Bawah / </w:t>
       </w:r>
       <w:r>
         <w:rPr>
@@ -1282,8 +2632,36 @@
           <w:color w:val="000000"/>
           <w:lang w:val="en-US"/>
         </w:rPr>
-        <w:t>, Papan Kontrol, dan Lampu</w:t>
-      </w:r>
+        <w:t xml:space="preserve">, Papan </w:t>
+      </w:r>
+      <w:proofErr w:type="spellStart"/>
+      <w:r>
+        <w:rPr>
+          <w:rFonts w:ascii="Times New Roman" w:eastAsia="Times New Roman" w:hAnsi="Times New Roman" w:cs="Times New Roman"/>
+          <w:color w:val="000000"/>
+          <w:lang w:val="en-US"/>
+        </w:rPr>
+        <w:t>Kontrol</w:t>
+      </w:r>
+      <w:proofErr w:type="spellEnd"/>
+      <w:r>
+        <w:rPr>
+          <w:rFonts w:ascii="Times New Roman" w:eastAsia="Times New Roman" w:hAnsi="Times New Roman" w:cs="Times New Roman"/>
+          <w:color w:val="000000"/>
+          <w:lang w:val="en-US"/>
+        </w:rPr>
+        <w:t xml:space="preserve">, dan </w:t>
+      </w:r>
+      <w:proofErr w:type="spellStart"/>
+      <w:r>
+        <w:rPr>
+          <w:rFonts w:ascii="Times New Roman" w:eastAsia="Times New Roman" w:hAnsi="Times New Roman" w:cs="Times New Roman"/>
+          <w:color w:val="000000"/>
+          <w:lang w:val="en-US"/>
+        </w:rPr>
+        <w:t>Lampu</w:t>
+      </w:r>
+      <w:proofErr w:type="spellEnd"/>
       <w:r>
         <w:rPr>
           <w:rFonts w:ascii="Times New Roman" w:eastAsia="Times New Roman" w:hAnsi="Times New Roman" w:cs="Times New Roman"/>
@@ -1300,6 +2678,7 @@
         </w:rPr>
         <w:t xml:space="preserve">4 </w:t>
       </w:r>
+      <w:proofErr w:type="spellStart"/>
       <w:r>
         <w:rPr>
           <w:rFonts w:ascii="Times New Roman" w:eastAsia="Times New Roman" w:hAnsi="Times New Roman" w:cs="Times New Roman"/>
@@ -1308,21 +2687,86 @@
         </w:rPr>
         <w:t>kelopak</w:t>
       </w:r>
-      <w:r>
-        <w:rPr>
-          <w:rFonts w:ascii="Times New Roman" w:eastAsia="Times New Roman" w:hAnsi="Times New Roman" w:cs="Times New Roman"/>
-          <w:color w:val="000000"/>
-          <w:lang w:val="en-US"/>
-        </w:rPr>
-        <w:t xml:space="preserve"> – Lampu 3 kelopak</w:t>
-      </w:r>
-      <w:r>
-        <w:rPr>
-          <w:rFonts w:ascii="Times New Roman" w:eastAsia="Times New Roman" w:hAnsi="Times New Roman" w:cs="Times New Roman"/>
-          <w:color w:val="000000"/>
-          <w:lang w:val="en-US"/>
-        </w:rPr>
-        <w:t xml:space="preserve"> yang terpasang secara double dome</w:t>
+      <w:proofErr w:type="spellEnd"/>
+      <w:r>
+        <w:rPr>
+          <w:rFonts w:ascii="Times New Roman" w:eastAsia="Times New Roman" w:hAnsi="Times New Roman" w:cs="Times New Roman"/>
+          <w:color w:val="000000"/>
+          <w:lang w:val="en-US"/>
+        </w:rPr>
+        <w:t xml:space="preserve"> – </w:t>
+      </w:r>
+      <w:proofErr w:type="spellStart"/>
+      <w:r>
+        <w:rPr>
+          <w:rFonts w:ascii="Times New Roman" w:eastAsia="Times New Roman" w:hAnsi="Times New Roman" w:cs="Times New Roman"/>
+          <w:color w:val="000000"/>
+          <w:lang w:val="en-US"/>
+        </w:rPr>
+        <w:t>Lampu</w:t>
+      </w:r>
+      <w:proofErr w:type="spellEnd"/>
+      <w:r>
+        <w:rPr>
+          <w:rFonts w:ascii="Times New Roman" w:eastAsia="Times New Roman" w:hAnsi="Times New Roman" w:cs="Times New Roman"/>
+          <w:color w:val="000000"/>
+          <w:lang w:val="en-US"/>
+        </w:rPr>
+        <w:t xml:space="preserve"> 3 </w:t>
+      </w:r>
+      <w:proofErr w:type="spellStart"/>
+      <w:r>
+        <w:rPr>
+          <w:rFonts w:ascii="Times New Roman" w:eastAsia="Times New Roman" w:hAnsi="Times New Roman" w:cs="Times New Roman"/>
+          <w:color w:val="000000"/>
+          <w:lang w:val="en-US"/>
+        </w:rPr>
+        <w:t>kelopak</w:t>
+      </w:r>
+      <w:proofErr w:type="spellEnd"/>
+      <w:r>
+        <w:rPr>
+          <w:rFonts w:ascii="Times New Roman" w:eastAsia="Times New Roman" w:hAnsi="Times New Roman" w:cs="Times New Roman"/>
+          <w:color w:val="000000"/>
+          <w:lang w:val="en-US"/>
+        </w:rPr>
+        <w:t xml:space="preserve"> yang </w:t>
+      </w:r>
+      <w:proofErr w:type="spellStart"/>
+      <w:r>
+        <w:rPr>
+          <w:rFonts w:ascii="Times New Roman" w:eastAsia="Times New Roman" w:hAnsi="Times New Roman" w:cs="Times New Roman"/>
+          <w:color w:val="000000"/>
+          <w:lang w:val="en-US"/>
+        </w:rPr>
+        <w:t>terpasang</w:t>
+      </w:r>
+      <w:proofErr w:type="spellEnd"/>
+      <w:r>
+        <w:rPr>
+          <w:rFonts w:ascii="Times New Roman" w:eastAsia="Times New Roman" w:hAnsi="Times New Roman" w:cs="Times New Roman"/>
+          <w:color w:val="000000"/>
+          <w:lang w:val="en-US"/>
+        </w:rPr>
+        <w:t xml:space="preserve"> </w:t>
+      </w:r>
+      <w:proofErr w:type="spellStart"/>
+      <w:r>
+        <w:rPr>
+          <w:rFonts w:ascii="Times New Roman" w:eastAsia="Times New Roman" w:hAnsi="Times New Roman" w:cs="Times New Roman"/>
+          <w:color w:val="000000"/>
+          <w:lang w:val="en-US"/>
+        </w:rPr>
+        <w:t>secara</w:t>
+      </w:r>
+      <w:proofErr w:type="spellEnd"/>
+      <w:r>
+        <w:rPr>
+          <w:rFonts w:ascii="Times New Roman" w:eastAsia="Times New Roman" w:hAnsi="Times New Roman" w:cs="Times New Roman"/>
+          <w:color w:val="000000"/>
+          <w:lang w:val="en-US"/>
+        </w:rPr>
+        <w:t xml:space="preserve"> double dome</w:t>
       </w:r>
       <w:r>
         <w:rPr>
@@ -1338,7 +2782,259 @@
           <w:color w:val="000000"/>
           <w:lang w:val="en-US"/>
         </w:rPr>
-        <w:t xml:space="preserve"> Produk ini dapat bergerak dalam ruang tertentu memenuhi kebutuhan penggunaan diberbagai arah, sehingga dapat memberikan penerangan yang optimal. </w:t>
+        <w:t xml:space="preserve"> Produk ini </w:t>
+      </w:r>
+      <w:proofErr w:type="spellStart"/>
+      <w:r>
+        <w:rPr>
+          <w:rFonts w:ascii="Times New Roman" w:eastAsia="Times New Roman" w:hAnsi="Times New Roman" w:cs="Times New Roman"/>
+          <w:color w:val="000000"/>
+          <w:lang w:val="en-US"/>
+        </w:rPr>
+        <w:t>dapat</w:t>
+      </w:r>
+      <w:proofErr w:type="spellEnd"/>
+      <w:r>
+        <w:rPr>
+          <w:rFonts w:ascii="Times New Roman" w:eastAsia="Times New Roman" w:hAnsi="Times New Roman" w:cs="Times New Roman"/>
+          <w:color w:val="000000"/>
+          <w:lang w:val="en-US"/>
+        </w:rPr>
+        <w:t xml:space="preserve"> </w:t>
+      </w:r>
+      <w:proofErr w:type="spellStart"/>
+      <w:r>
+        <w:rPr>
+          <w:rFonts w:ascii="Times New Roman" w:eastAsia="Times New Roman" w:hAnsi="Times New Roman" w:cs="Times New Roman"/>
+          <w:color w:val="000000"/>
+          <w:lang w:val="en-US"/>
+        </w:rPr>
+        <w:t>bergerak</w:t>
+      </w:r>
+      <w:proofErr w:type="spellEnd"/>
+      <w:r>
+        <w:rPr>
+          <w:rFonts w:ascii="Times New Roman" w:eastAsia="Times New Roman" w:hAnsi="Times New Roman" w:cs="Times New Roman"/>
+          <w:color w:val="000000"/>
+          <w:lang w:val="en-US"/>
+        </w:rPr>
+        <w:t xml:space="preserve"> </w:t>
+      </w:r>
+      <w:proofErr w:type="spellStart"/>
+      <w:r>
+        <w:rPr>
+          <w:rFonts w:ascii="Times New Roman" w:eastAsia="Times New Roman" w:hAnsi="Times New Roman" w:cs="Times New Roman"/>
+          <w:color w:val="000000"/>
+          <w:lang w:val="en-US"/>
+        </w:rPr>
+        <w:t>dalam</w:t>
+      </w:r>
+      <w:proofErr w:type="spellEnd"/>
+      <w:r>
+        <w:rPr>
+          <w:rFonts w:ascii="Times New Roman" w:eastAsia="Times New Roman" w:hAnsi="Times New Roman" w:cs="Times New Roman"/>
+          <w:color w:val="000000"/>
+          <w:lang w:val="en-US"/>
+        </w:rPr>
+        <w:t xml:space="preserve"> </w:t>
+      </w:r>
+      <w:proofErr w:type="spellStart"/>
+      <w:r>
+        <w:rPr>
+          <w:rFonts w:ascii="Times New Roman" w:eastAsia="Times New Roman" w:hAnsi="Times New Roman" w:cs="Times New Roman"/>
+          <w:color w:val="000000"/>
+          <w:lang w:val="en-US"/>
+        </w:rPr>
+        <w:t>ruang</w:t>
+      </w:r>
+      <w:proofErr w:type="spellEnd"/>
+      <w:r>
+        <w:rPr>
+          <w:rFonts w:ascii="Times New Roman" w:eastAsia="Times New Roman" w:hAnsi="Times New Roman" w:cs="Times New Roman"/>
+          <w:color w:val="000000"/>
+          <w:lang w:val="en-US"/>
+        </w:rPr>
+        <w:t xml:space="preserve"> </w:t>
+      </w:r>
+      <w:proofErr w:type="spellStart"/>
+      <w:r>
+        <w:rPr>
+          <w:rFonts w:ascii="Times New Roman" w:eastAsia="Times New Roman" w:hAnsi="Times New Roman" w:cs="Times New Roman"/>
+          <w:color w:val="000000"/>
+          <w:lang w:val="en-US"/>
+        </w:rPr>
+        <w:t>tertentu</w:t>
+      </w:r>
+      <w:proofErr w:type="spellEnd"/>
+      <w:r>
+        <w:rPr>
+          <w:rFonts w:ascii="Times New Roman" w:eastAsia="Times New Roman" w:hAnsi="Times New Roman" w:cs="Times New Roman"/>
+          <w:color w:val="000000"/>
+          <w:lang w:val="en-US"/>
+        </w:rPr>
+        <w:t xml:space="preserve"> </w:t>
+      </w:r>
+      <w:proofErr w:type="spellStart"/>
+      <w:r>
+        <w:rPr>
+          <w:rFonts w:ascii="Times New Roman" w:eastAsia="Times New Roman" w:hAnsi="Times New Roman" w:cs="Times New Roman"/>
+          <w:color w:val="000000"/>
+          <w:lang w:val="en-US"/>
+        </w:rPr>
+        <w:t>memenuhi</w:t>
+      </w:r>
+      <w:proofErr w:type="spellEnd"/>
+      <w:r>
+        <w:rPr>
+          <w:rFonts w:ascii="Times New Roman" w:eastAsia="Times New Roman" w:hAnsi="Times New Roman" w:cs="Times New Roman"/>
+          <w:color w:val="000000"/>
+          <w:lang w:val="en-US"/>
+        </w:rPr>
+        <w:t xml:space="preserve"> </w:t>
+      </w:r>
+      <w:proofErr w:type="spellStart"/>
+      <w:r>
+        <w:rPr>
+          <w:rFonts w:ascii="Times New Roman" w:eastAsia="Times New Roman" w:hAnsi="Times New Roman" w:cs="Times New Roman"/>
+          <w:color w:val="000000"/>
+          <w:lang w:val="en-US"/>
+        </w:rPr>
+        <w:t>kebutuhan</w:t>
+      </w:r>
+      <w:proofErr w:type="spellEnd"/>
+      <w:r>
+        <w:rPr>
+          <w:rFonts w:ascii="Times New Roman" w:eastAsia="Times New Roman" w:hAnsi="Times New Roman" w:cs="Times New Roman"/>
+          <w:color w:val="000000"/>
+          <w:lang w:val="en-US"/>
+        </w:rPr>
+        <w:t xml:space="preserve"> </w:t>
+      </w:r>
+      <w:proofErr w:type="spellStart"/>
+      <w:r>
+        <w:rPr>
+          <w:rFonts w:ascii="Times New Roman" w:eastAsia="Times New Roman" w:hAnsi="Times New Roman" w:cs="Times New Roman"/>
+          <w:color w:val="000000"/>
+          <w:lang w:val="en-US"/>
+        </w:rPr>
+        <w:t>penggunaan</w:t>
+      </w:r>
+      <w:proofErr w:type="spellEnd"/>
+      <w:r>
+        <w:rPr>
+          <w:rFonts w:ascii="Times New Roman" w:eastAsia="Times New Roman" w:hAnsi="Times New Roman" w:cs="Times New Roman"/>
+          <w:color w:val="000000"/>
+          <w:lang w:val="en-US"/>
+        </w:rPr>
+        <w:t xml:space="preserve"> </w:t>
+      </w:r>
+      <w:proofErr w:type="spellStart"/>
+      <w:r>
+        <w:rPr>
+          <w:rFonts w:ascii="Times New Roman" w:eastAsia="Times New Roman" w:hAnsi="Times New Roman" w:cs="Times New Roman"/>
+          <w:color w:val="000000"/>
+          <w:lang w:val="en-US"/>
+        </w:rPr>
+        <w:t>diberbagai</w:t>
+      </w:r>
+      <w:proofErr w:type="spellEnd"/>
+      <w:r>
+        <w:rPr>
+          <w:rFonts w:ascii="Times New Roman" w:eastAsia="Times New Roman" w:hAnsi="Times New Roman" w:cs="Times New Roman"/>
+          <w:color w:val="000000"/>
+          <w:lang w:val="en-US"/>
+        </w:rPr>
+        <w:t xml:space="preserve"> </w:t>
+      </w:r>
+      <w:proofErr w:type="spellStart"/>
+      <w:r>
+        <w:rPr>
+          <w:rFonts w:ascii="Times New Roman" w:eastAsia="Times New Roman" w:hAnsi="Times New Roman" w:cs="Times New Roman"/>
+          <w:color w:val="000000"/>
+          <w:lang w:val="en-US"/>
+        </w:rPr>
+        <w:t>arah</w:t>
+      </w:r>
+      <w:proofErr w:type="spellEnd"/>
+      <w:r>
+        <w:rPr>
+          <w:rFonts w:ascii="Times New Roman" w:eastAsia="Times New Roman" w:hAnsi="Times New Roman" w:cs="Times New Roman"/>
+          <w:color w:val="000000"/>
+          <w:lang w:val="en-US"/>
+        </w:rPr>
+        <w:t xml:space="preserve">, </w:t>
+      </w:r>
+      <w:proofErr w:type="spellStart"/>
+      <w:r>
+        <w:rPr>
+          <w:rFonts w:ascii="Times New Roman" w:eastAsia="Times New Roman" w:hAnsi="Times New Roman" w:cs="Times New Roman"/>
+          <w:color w:val="000000"/>
+          <w:lang w:val="en-US"/>
+        </w:rPr>
+        <w:t>sehingga</w:t>
+      </w:r>
+      <w:proofErr w:type="spellEnd"/>
+      <w:r>
+        <w:rPr>
+          <w:rFonts w:ascii="Times New Roman" w:eastAsia="Times New Roman" w:hAnsi="Times New Roman" w:cs="Times New Roman"/>
+          <w:color w:val="000000"/>
+          <w:lang w:val="en-US"/>
+        </w:rPr>
+        <w:t xml:space="preserve"> </w:t>
+      </w:r>
+      <w:proofErr w:type="spellStart"/>
+      <w:r>
+        <w:rPr>
+          <w:rFonts w:ascii="Times New Roman" w:eastAsia="Times New Roman" w:hAnsi="Times New Roman" w:cs="Times New Roman"/>
+          <w:color w:val="000000"/>
+          <w:lang w:val="en-US"/>
+        </w:rPr>
+        <w:t>dapat</w:t>
+      </w:r>
+      <w:proofErr w:type="spellEnd"/>
+      <w:r>
+        <w:rPr>
+          <w:rFonts w:ascii="Times New Roman" w:eastAsia="Times New Roman" w:hAnsi="Times New Roman" w:cs="Times New Roman"/>
+          <w:color w:val="000000"/>
+          <w:lang w:val="en-US"/>
+        </w:rPr>
+        <w:t xml:space="preserve"> </w:t>
+      </w:r>
+      <w:proofErr w:type="spellStart"/>
+      <w:r>
+        <w:rPr>
+          <w:rFonts w:ascii="Times New Roman" w:eastAsia="Times New Roman" w:hAnsi="Times New Roman" w:cs="Times New Roman"/>
+          <w:color w:val="000000"/>
+          <w:lang w:val="en-US"/>
+        </w:rPr>
+        <w:t>memberikan</w:t>
+      </w:r>
+      <w:proofErr w:type="spellEnd"/>
+      <w:r>
+        <w:rPr>
+          <w:rFonts w:ascii="Times New Roman" w:eastAsia="Times New Roman" w:hAnsi="Times New Roman" w:cs="Times New Roman"/>
+          <w:color w:val="000000"/>
+          <w:lang w:val="en-US"/>
+        </w:rPr>
+        <w:t xml:space="preserve"> </w:t>
+      </w:r>
+      <w:proofErr w:type="spellStart"/>
+      <w:r>
+        <w:rPr>
+          <w:rFonts w:ascii="Times New Roman" w:eastAsia="Times New Roman" w:hAnsi="Times New Roman" w:cs="Times New Roman"/>
+          <w:color w:val="000000"/>
+          <w:lang w:val="en-US"/>
+        </w:rPr>
+        <w:t>penerangan</w:t>
+      </w:r>
+      <w:proofErr w:type="spellEnd"/>
+      <w:r>
+        <w:rPr>
+          <w:rFonts w:ascii="Times New Roman" w:eastAsia="Times New Roman" w:hAnsi="Times New Roman" w:cs="Times New Roman"/>
+          <w:color w:val="000000"/>
+          <w:lang w:val="en-US"/>
+        </w:rPr>
+        <w:t xml:space="preserve"> yang optimal. </w:t>
       </w:r>
     </w:p>
     <w:p>
@@ -1456,14 +3152,34 @@
           <w:color w:val="000000"/>
         </w:rPr>
       </w:pPr>
-      <w:r>
-        <w:rPr>
-          <w:rFonts w:ascii="Times New Roman" w:eastAsia="Times New Roman" w:hAnsi="Times New Roman" w:cs="Times New Roman"/>
-          <w:color w:val="000000"/>
-          <w:lang w:val="en-US"/>
-        </w:rPr>
-        <w:t>Lengan Putar</w:t>
-      </w:r>
+      <w:proofErr w:type="spellStart"/>
+      <w:r>
+        <w:rPr>
+          <w:rFonts w:ascii="Times New Roman" w:eastAsia="Times New Roman" w:hAnsi="Times New Roman" w:cs="Times New Roman"/>
+          <w:color w:val="000000"/>
+          <w:lang w:val="en-US"/>
+        </w:rPr>
+        <w:t>Lengan</w:t>
+      </w:r>
+      <w:proofErr w:type="spellEnd"/>
+      <w:r>
+        <w:rPr>
+          <w:rFonts w:ascii="Times New Roman" w:eastAsia="Times New Roman" w:hAnsi="Times New Roman" w:cs="Times New Roman"/>
+          <w:color w:val="000000"/>
+          <w:lang w:val="en-US"/>
+        </w:rPr>
+        <w:t xml:space="preserve"> </w:t>
+      </w:r>
+      <w:proofErr w:type="spellStart"/>
+      <w:r>
+        <w:rPr>
+          <w:rFonts w:ascii="Times New Roman" w:eastAsia="Times New Roman" w:hAnsi="Times New Roman" w:cs="Times New Roman"/>
+          <w:color w:val="000000"/>
+          <w:lang w:val="en-US"/>
+        </w:rPr>
+        <w:t>Putar</w:t>
+      </w:r>
+      <w:proofErr w:type="spellEnd"/>
       <w:r>
         <w:rPr>
           <w:rFonts w:ascii="Times New Roman" w:eastAsia="Times New Roman" w:hAnsi="Times New Roman" w:cs="Times New Roman"/>
@@ -1515,21 +3231,41 @@
           <w:color w:val="000000"/>
         </w:rPr>
       </w:pPr>
-      <w:r>
-        <w:rPr>
-          <w:rFonts w:ascii="Times New Roman" w:eastAsia="Times New Roman" w:hAnsi="Times New Roman" w:cs="Times New Roman"/>
-          <w:color w:val="000000"/>
-          <w:lang w:val="en-US"/>
-        </w:rPr>
-        <w:t xml:space="preserve">Struktur produk ini </w:t>
-      </w:r>
-      <w:r>
-        <w:rPr>
-          <w:rFonts w:ascii="Times New Roman" w:eastAsia="Times New Roman" w:hAnsi="Times New Roman" w:cs="Times New Roman"/>
-          <w:color w:val="000000"/>
-          <w:lang w:val="en-US"/>
-        </w:rPr>
-        <w:t xml:space="preserve">memiliki </w:t>
+      <w:proofErr w:type="spellStart"/>
+      <w:r>
+        <w:rPr>
+          <w:rFonts w:ascii="Times New Roman" w:eastAsia="Times New Roman" w:hAnsi="Times New Roman" w:cs="Times New Roman"/>
+          <w:color w:val="000000"/>
+          <w:lang w:val="en-US"/>
+        </w:rPr>
+        <w:t>Struktur</w:t>
+      </w:r>
+      <w:proofErr w:type="spellEnd"/>
+      <w:r>
+        <w:rPr>
+          <w:rFonts w:ascii="Times New Roman" w:eastAsia="Times New Roman" w:hAnsi="Times New Roman" w:cs="Times New Roman"/>
+          <w:color w:val="000000"/>
+          <w:lang w:val="en-US"/>
+        </w:rPr>
+        <w:t xml:space="preserve"> produk ini </w:t>
+      </w:r>
+      <w:proofErr w:type="spellStart"/>
+      <w:r>
+        <w:rPr>
+          <w:rFonts w:ascii="Times New Roman" w:eastAsia="Times New Roman" w:hAnsi="Times New Roman" w:cs="Times New Roman"/>
+          <w:color w:val="000000"/>
+          <w:lang w:val="en-US"/>
+        </w:rPr>
+        <w:t>memiliki</w:t>
+      </w:r>
+      <w:proofErr w:type="spellEnd"/>
+      <w:r>
+        <w:rPr>
+          <w:rFonts w:ascii="Times New Roman" w:eastAsia="Times New Roman" w:hAnsi="Times New Roman" w:cs="Times New Roman"/>
+          <w:color w:val="000000"/>
+          <w:lang w:val="en-US"/>
+        </w:rPr>
+        <w:t xml:space="preserve"> </w:t>
       </w:r>
       <w:r>
         <w:rPr>
@@ -1557,7 +3293,43 @@
           <w:color w:val="000000"/>
           <w:lang w:val="en-US"/>
         </w:rPr>
-        <w:t xml:space="preserve">yang dapat berputar </w:t>
+        <w:t xml:space="preserve">yang </w:t>
+      </w:r>
+      <w:proofErr w:type="spellStart"/>
+      <w:r>
+        <w:rPr>
+          <w:rFonts w:ascii="Times New Roman" w:eastAsia="Times New Roman" w:hAnsi="Times New Roman" w:cs="Times New Roman"/>
+          <w:color w:val="000000"/>
+          <w:lang w:val="en-US"/>
+        </w:rPr>
+        <w:t>dapat</w:t>
+      </w:r>
+      <w:proofErr w:type="spellEnd"/>
+      <w:r>
+        <w:rPr>
+          <w:rFonts w:ascii="Times New Roman" w:eastAsia="Times New Roman" w:hAnsi="Times New Roman" w:cs="Times New Roman"/>
+          <w:color w:val="000000"/>
+          <w:lang w:val="en-US"/>
+        </w:rPr>
+        <w:t xml:space="preserve"> </w:t>
+      </w:r>
+      <w:proofErr w:type="spellStart"/>
+      <w:r>
+        <w:rPr>
+          <w:rFonts w:ascii="Times New Roman" w:eastAsia="Times New Roman" w:hAnsi="Times New Roman" w:cs="Times New Roman"/>
+          <w:color w:val="000000"/>
+          <w:lang w:val="en-US"/>
+        </w:rPr>
+        <w:t>berputar</w:t>
+      </w:r>
+      <w:proofErr w:type="spellEnd"/>
+      <w:r>
+        <w:rPr>
+          <w:rFonts w:ascii="Times New Roman" w:eastAsia="Times New Roman" w:hAnsi="Times New Roman" w:cs="Times New Roman"/>
+          <w:color w:val="000000"/>
+          <w:lang w:val="en-US"/>
+        </w:rPr>
+        <w:t xml:space="preserve"> </w:t>
       </w:r>
       <w:r>
         <w:rPr>
@@ -1572,23 +3344,69 @@
           <w:color w:val="000000"/>
           <w:lang w:val="en-US"/>
         </w:rPr>
-        <w:t xml:space="preserve">. Dengan Panjang lengan </w:t>
-      </w:r>
-      <w:r>
-        <w:rPr>
-          <w:rFonts w:ascii="Times New Roman" w:eastAsia="Times New Roman" w:hAnsi="Times New Roman" w:cs="Times New Roman"/>
-          <w:color w:val="000000"/>
-          <w:lang w:val="en-US"/>
-        </w:rPr>
-        <w:t>sebesar 800 mm</w:t>
-      </w:r>
-      <w:r>
-        <w:rPr>
-          <w:rFonts w:ascii="Times New Roman" w:eastAsia="Times New Roman" w:hAnsi="Times New Roman" w:cs="Times New Roman"/>
-          <w:color w:val="000000"/>
-          <w:lang w:val="en-US"/>
-        </w:rPr>
-        <w:t xml:space="preserve"> secara masing-masing (double dome)</w:t>
+        <w:t xml:space="preserve">. Dengan Panjang </w:t>
+      </w:r>
+      <w:proofErr w:type="spellStart"/>
+      <w:r>
+        <w:rPr>
+          <w:rFonts w:ascii="Times New Roman" w:eastAsia="Times New Roman" w:hAnsi="Times New Roman" w:cs="Times New Roman"/>
+          <w:color w:val="000000"/>
+          <w:lang w:val="en-US"/>
+        </w:rPr>
+        <w:t>lengan</w:t>
+      </w:r>
+      <w:proofErr w:type="spellEnd"/>
+      <w:r>
+        <w:rPr>
+          <w:rFonts w:ascii="Times New Roman" w:eastAsia="Times New Roman" w:hAnsi="Times New Roman" w:cs="Times New Roman"/>
+          <w:color w:val="000000"/>
+          <w:lang w:val="en-US"/>
+        </w:rPr>
+        <w:t xml:space="preserve"> </w:t>
+      </w:r>
+      <w:proofErr w:type="spellStart"/>
+      <w:r>
+        <w:rPr>
+          <w:rFonts w:ascii="Times New Roman" w:eastAsia="Times New Roman" w:hAnsi="Times New Roman" w:cs="Times New Roman"/>
+          <w:color w:val="000000"/>
+          <w:lang w:val="en-US"/>
+        </w:rPr>
+        <w:t>sebesar</w:t>
+      </w:r>
+      <w:proofErr w:type="spellEnd"/>
+      <w:r>
+        <w:rPr>
+          <w:rFonts w:ascii="Times New Roman" w:eastAsia="Times New Roman" w:hAnsi="Times New Roman" w:cs="Times New Roman"/>
+          <w:color w:val="000000"/>
+          <w:lang w:val="en-US"/>
+        </w:rPr>
+        <w:t xml:space="preserve"> 800 mm</w:t>
+      </w:r>
+      <w:r>
+        <w:rPr>
+          <w:rFonts w:ascii="Times New Roman" w:eastAsia="Times New Roman" w:hAnsi="Times New Roman" w:cs="Times New Roman"/>
+          <w:color w:val="000000"/>
+          <w:lang w:val="en-US"/>
+        </w:rPr>
+        <w:t xml:space="preserve"> </w:t>
+      </w:r>
+      <w:proofErr w:type="spellStart"/>
+      <w:r>
+        <w:rPr>
+          <w:rFonts w:ascii="Times New Roman" w:eastAsia="Times New Roman" w:hAnsi="Times New Roman" w:cs="Times New Roman"/>
+          <w:color w:val="000000"/>
+          <w:lang w:val="en-US"/>
+        </w:rPr>
+        <w:t>secara</w:t>
+      </w:r>
+      <w:proofErr w:type="spellEnd"/>
+      <w:r>
+        <w:rPr>
+          <w:rFonts w:ascii="Times New Roman" w:eastAsia="Times New Roman" w:hAnsi="Times New Roman" w:cs="Times New Roman"/>
+          <w:color w:val="000000"/>
+          <w:lang w:val="en-US"/>
+        </w:rPr>
+        <w:t xml:space="preserve"> masing-masing (double dome)</w:t>
       </w:r>
       <w:r>
         <w:rPr>
@@ -1673,13 +3491,23 @@
           <w:color w:val="000000"/>
         </w:rPr>
       </w:pPr>
-      <w:r>
-        <w:rPr>
-          <w:rFonts w:ascii="Times New Roman" w:eastAsia="Times New Roman" w:hAnsi="Times New Roman" w:cs="Times New Roman"/>
-          <w:color w:val="000000"/>
-          <w:lang w:val="en-US"/>
-        </w:rPr>
-        <w:t xml:space="preserve">Lengan </w:t>
+      <w:proofErr w:type="spellStart"/>
+      <w:r>
+        <w:rPr>
+          <w:rFonts w:ascii="Times New Roman" w:eastAsia="Times New Roman" w:hAnsi="Times New Roman" w:cs="Times New Roman"/>
+          <w:color w:val="000000"/>
+          <w:lang w:val="en-US"/>
+        </w:rPr>
+        <w:t>Lengan</w:t>
+      </w:r>
+      <w:proofErr w:type="spellEnd"/>
+      <w:r>
+        <w:rPr>
+          <w:rFonts w:ascii="Times New Roman" w:eastAsia="Times New Roman" w:hAnsi="Times New Roman" w:cs="Times New Roman"/>
+          <w:color w:val="000000"/>
+          <w:lang w:val="en-US"/>
+        </w:rPr>
+        <w:t xml:space="preserve"> </w:t>
       </w:r>
       <w:r>
         <w:rPr>
@@ -1759,21 +3587,41 @@
           <w:lang w:val="en-US"/>
         </w:rPr>
       </w:pPr>
-      <w:r>
-        <w:rPr>
-          <w:rFonts w:ascii="Times New Roman" w:eastAsia="Times New Roman" w:hAnsi="Times New Roman" w:cs="Times New Roman"/>
-          <w:color w:val="000000"/>
-          <w:lang w:val="en-US"/>
-        </w:rPr>
-        <w:t xml:space="preserve">Struktur produk ini </w:t>
-      </w:r>
-      <w:r>
-        <w:rPr>
-          <w:rFonts w:ascii="Times New Roman" w:eastAsia="Times New Roman" w:hAnsi="Times New Roman" w:cs="Times New Roman"/>
-          <w:color w:val="000000"/>
-          <w:lang w:val="en-US"/>
-        </w:rPr>
-        <w:t xml:space="preserve">memiliki </w:t>
+      <w:proofErr w:type="spellStart"/>
+      <w:r>
+        <w:rPr>
+          <w:rFonts w:ascii="Times New Roman" w:eastAsia="Times New Roman" w:hAnsi="Times New Roman" w:cs="Times New Roman"/>
+          <w:color w:val="000000"/>
+          <w:lang w:val="en-US"/>
+        </w:rPr>
+        <w:t>Struktur</w:t>
+      </w:r>
+      <w:proofErr w:type="spellEnd"/>
+      <w:r>
+        <w:rPr>
+          <w:rFonts w:ascii="Times New Roman" w:eastAsia="Times New Roman" w:hAnsi="Times New Roman" w:cs="Times New Roman"/>
+          <w:color w:val="000000"/>
+          <w:lang w:val="en-US"/>
+        </w:rPr>
+        <w:t xml:space="preserve"> produk ini </w:t>
+      </w:r>
+      <w:proofErr w:type="spellStart"/>
+      <w:r>
+        <w:rPr>
+          <w:rFonts w:ascii="Times New Roman" w:eastAsia="Times New Roman" w:hAnsi="Times New Roman" w:cs="Times New Roman"/>
+          <w:color w:val="000000"/>
+          <w:lang w:val="en-US"/>
+        </w:rPr>
+        <w:t>memiliki</w:t>
+      </w:r>
+      <w:proofErr w:type="spellEnd"/>
+      <w:r>
+        <w:rPr>
+          <w:rFonts w:ascii="Times New Roman" w:eastAsia="Times New Roman" w:hAnsi="Times New Roman" w:cs="Times New Roman"/>
+          <w:color w:val="000000"/>
+          <w:lang w:val="en-US"/>
+        </w:rPr>
+        <w:t xml:space="preserve"> </w:t>
       </w:r>
       <w:r>
         <w:rPr>
@@ -1801,7 +3649,43 @@
           <w:color w:val="000000"/>
           <w:lang w:val="en-US"/>
         </w:rPr>
-        <w:t xml:space="preserve">yang dapat berputar </w:t>
+        <w:t xml:space="preserve">yang </w:t>
+      </w:r>
+      <w:proofErr w:type="spellStart"/>
+      <w:r>
+        <w:rPr>
+          <w:rFonts w:ascii="Times New Roman" w:eastAsia="Times New Roman" w:hAnsi="Times New Roman" w:cs="Times New Roman"/>
+          <w:color w:val="000000"/>
+          <w:lang w:val="en-US"/>
+        </w:rPr>
+        <w:t>dapat</w:t>
+      </w:r>
+      <w:proofErr w:type="spellEnd"/>
+      <w:r>
+        <w:rPr>
+          <w:rFonts w:ascii="Times New Roman" w:eastAsia="Times New Roman" w:hAnsi="Times New Roman" w:cs="Times New Roman"/>
+          <w:color w:val="000000"/>
+          <w:lang w:val="en-US"/>
+        </w:rPr>
+        <w:t xml:space="preserve"> </w:t>
+      </w:r>
+      <w:proofErr w:type="spellStart"/>
+      <w:r>
+        <w:rPr>
+          <w:rFonts w:ascii="Times New Roman" w:eastAsia="Times New Roman" w:hAnsi="Times New Roman" w:cs="Times New Roman"/>
+          <w:color w:val="000000"/>
+          <w:lang w:val="en-US"/>
+        </w:rPr>
+        <w:t>berputar</w:t>
+      </w:r>
+      <w:proofErr w:type="spellEnd"/>
+      <w:r>
+        <w:rPr>
+          <w:rFonts w:ascii="Times New Roman" w:eastAsia="Times New Roman" w:hAnsi="Times New Roman" w:cs="Times New Roman"/>
+          <w:color w:val="000000"/>
+          <w:lang w:val="en-US"/>
+        </w:rPr>
+        <w:t xml:space="preserve"> </w:t>
       </w:r>
       <w:r>
         <w:rPr>
@@ -1816,8 +3700,162 @@
           <w:color w:val="000000"/>
           <w:lang w:val="en-US"/>
         </w:rPr>
-        <w:t xml:space="preserve"> dan dapat digerakan secara vertikal dengan didukung pegas yang dapat diatur kekerasannya</w:t>
-      </w:r>
+        <w:t xml:space="preserve"> dan </w:t>
+      </w:r>
+      <w:proofErr w:type="spellStart"/>
+      <w:r>
+        <w:rPr>
+          <w:rFonts w:ascii="Times New Roman" w:eastAsia="Times New Roman" w:hAnsi="Times New Roman" w:cs="Times New Roman"/>
+          <w:color w:val="000000"/>
+          <w:lang w:val="en-US"/>
+        </w:rPr>
+        <w:t>dapat</w:t>
+      </w:r>
+      <w:proofErr w:type="spellEnd"/>
+      <w:r>
+        <w:rPr>
+          <w:rFonts w:ascii="Times New Roman" w:eastAsia="Times New Roman" w:hAnsi="Times New Roman" w:cs="Times New Roman"/>
+          <w:color w:val="000000"/>
+          <w:lang w:val="en-US"/>
+        </w:rPr>
+        <w:t xml:space="preserve"> </w:t>
+      </w:r>
+      <w:proofErr w:type="spellStart"/>
+      <w:r>
+        <w:rPr>
+          <w:rFonts w:ascii="Times New Roman" w:eastAsia="Times New Roman" w:hAnsi="Times New Roman" w:cs="Times New Roman"/>
+          <w:color w:val="000000"/>
+          <w:lang w:val="en-US"/>
+        </w:rPr>
+        <w:t>digerakan</w:t>
+      </w:r>
+      <w:proofErr w:type="spellEnd"/>
+      <w:r>
+        <w:rPr>
+          <w:rFonts w:ascii="Times New Roman" w:eastAsia="Times New Roman" w:hAnsi="Times New Roman" w:cs="Times New Roman"/>
+          <w:color w:val="000000"/>
+          <w:lang w:val="en-US"/>
+        </w:rPr>
+        <w:t xml:space="preserve"> </w:t>
+      </w:r>
+      <w:proofErr w:type="spellStart"/>
+      <w:r>
+        <w:rPr>
+          <w:rFonts w:ascii="Times New Roman" w:eastAsia="Times New Roman" w:hAnsi="Times New Roman" w:cs="Times New Roman"/>
+          <w:color w:val="000000"/>
+          <w:lang w:val="en-US"/>
+        </w:rPr>
+        <w:t>secara</w:t>
+      </w:r>
+      <w:proofErr w:type="spellEnd"/>
+      <w:r>
+        <w:rPr>
+          <w:rFonts w:ascii="Times New Roman" w:eastAsia="Times New Roman" w:hAnsi="Times New Roman" w:cs="Times New Roman"/>
+          <w:color w:val="000000"/>
+          <w:lang w:val="en-US"/>
+        </w:rPr>
+        <w:t xml:space="preserve"> </w:t>
+      </w:r>
+      <w:proofErr w:type="spellStart"/>
+      <w:r>
+        <w:rPr>
+          <w:rFonts w:ascii="Times New Roman" w:eastAsia="Times New Roman" w:hAnsi="Times New Roman" w:cs="Times New Roman"/>
+          <w:color w:val="000000"/>
+          <w:lang w:val="en-US"/>
+        </w:rPr>
+        <w:t>vertikal</w:t>
+      </w:r>
+      <w:proofErr w:type="spellEnd"/>
+      <w:r>
+        <w:rPr>
+          <w:rFonts w:ascii="Times New Roman" w:eastAsia="Times New Roman" w:hAnsi="Times New Roman" w:cs="Times New Roman"/>
+          <w:color w:val="000000"/>
+          <w:lang w:val="en-US"/>
+        </w:rPr>
+        <w:t xml:space="preserve"> dengan </w:t>
+      </w:r>
+      <w:proofErr w:type="spellStart"/>
+      <w:r>
+        <w:rPr>
+          <w:rFonts w:ascii="Times New Roman" w:eastAsia="Times New Roman" w:hAnsi="Times New Roman" w:cs="Times New Roman"/>
+          <w:color w:val="000000"/>
+          <w:lang w:val="en-US"/>
+        </w:rPr>
+        <w:t>didukung</w:t>
+      </w:r>
+      <w:proofErr w:type="spellEnd"/>
+      <w:r>
+        <w:rPr>
+          <w:rFonts w:ascii="Times New Roman" w:eastAsia="Times New Roman" w:hAnsi="Times New Roman" w:cs="Times New Roman"/>
+          <w:color w:val="000000"/>
+          <w:lang w:val="en-US"/>
+        </w:rPr>
+        <w:t xml:space="preserve"> </w:t>
+      </w:r>
+      <w:proofErr w:type="spellStart"/>
+      <w:r>
+        <w:rPr>
+          <w:rFonts w:ascii="Times New Roman" w:eastAsia="Times New Roman" w:hAnsi="Times New Roman" w:cs="Times New Roman"/>
+          <w:color w:val="000000"/>
+          <w:lang w:val="en-US"/>
+        </w:rPr>
+        <w:t>pegas</w:t>
+      </w:r>
+      <w:proofErr w:type="spellEnd"/>
+      <w:r>
+        <w:rPr>
+          <w:rFonts w:ascii="Times New Roman" w:eastAsia="Times New Roman" w:hAnsi="Times New Roman" w:cs="Times New Roman"/>
+          <w:color w:val="000000"/>
+          <w:lang w:val="en-US"/>
+        </w:rPr>
+        <w:t xml:space="preserve"> yang </w:t>
+      </w:r>
+      <w:proofErr w:type="spellStart"/>
+      <w:r>
+        <w:rPr>
+          <w:rFonts w:ascii="Times New Roman" w:eastAsia="Times New Roman" w:hAnsi="Times New Roman" w:cs="Times New Roman"/>
+          <w:color w:val="000000"/>
+          <w:lang w:val="en-US"/>
+        </w:rPr>
+        <w:t>dapat</w:t>
+      </w:r>
+      <w:proofErr w:type="spellEnd"/>
+      <w:r>
+        <w:rPr>
+          <w:rFonts w:ascii="Times New Roman" w:eastAsia="Times New Roman" w:hAnsi="Times New Roman" w:cs="Times New Roman"/>
+          <w:color w:val="000000"/>
+          <w:lang w:val="en-US"/>
+        </w:rPr>
+        <w:t xml:space="preserve"> </w:t>
+      </w:r>
+      <w:proofErr w:type="spellStart"/>
+      <w:r>
+        <w:rPr>
+          <w:rFonts w:ascii="Times New Roman" w:eastAsia="Times New Roman" w:hAnsi="Times New Roman" w:cs="Times New Roman"/>
+          <w:color w:val="000000"/>
+          <w:lang w:val="en-US"/>
+        </w:rPr>
+        <w:t>diatur</w:t>
+      </w:r>
+      <w:proofErr w:type="spellEnd"/>
+      <w:r>
+        <w:rPr>
+          <w:rFonts w:ascii="Times New Roman" w:eastAsia="Times New Roman" w:hAnsi="Times New Roman" w:cs="Times New Roman"/>
+          <w:color w:val="000000"/>
+          <w:lang w:val="en-US"/>
+        </w:rPr>
+        <w:t xml:space="preserve"> </w:t>
+      </w:r>
+      <w:proofErr w:type="spellStart"/>
+      <w:r>
+        <w:rPr>
+          <w:rFonts w:ascii="Times New Roman" w:eastAsia="Times New Roman" w:hAnsi="Times New Roman" w:cs="Times New Roman"/>
+          <w:color w:val="000000"/>
+          <w:lang w:val="en-US"/>
+        </w:rPr>
+        <w:t>kekerasannya</w:t>
+      </w:r>
+      <w:proofErr w:type="spellEnd"/>
       <w:r>
         <w:rPr>
           <w:rFonts w:ascii="Times New Roman" w:eastAsia="Times New Roman" w:hAnsi="Times New Roman" w:cs="Times New Roman"/>
@@ -1855,7 +3893,25 @@
           <w:color w:val="000000"/>
           <w:lang w:val="en-US"/>
         </w:rPr>
-        <w:t xml:space="preserve">Papan Kontrol </w:t>
+        <w:t xml:space="preserve">Papan </w:t>
+      </w:r>
+      <w:proofErr w:type="spellStart"/>
+      <w:r>
+        <w:rPr>
+          <w:rFonts w:ascii="Times New Roman" w:eastAsia="Times New Roman" w:hAnsi="Times New Roman" w:cs="Times New Roman"/>
+          <w:color w:val="000000"/>
+          <w:lang w:val="en-US"/>
+        </w:rPr>
+        <w:t>Kontrol</w:t>
+      </w:r>
+      <w:proofErr w:type="spellEnd"/>
+      <w:r>
+        <w:rPr>
+          <w:rFonts w:ascii="Times New Roman" w:eastAsia="Times New Roman" w:hAnsi="Times New Roman" w:cs="Times New Roman"/>
+          <w:color w:val="000000"/>
+          <w:lang w:val="en-US"/>
+        </w:rPr>
+        <w:t xml:space="preserve"> </w:t>
       </w:r>
     </w:p>
     <w:p>
@@ -1882,15 +3938,195 @@
           <w:color w:val="000000"/>
           <w:lang w:val="en-US"/>
         </w:rPr>
-        <w:t>Papan kontrol pada produk ini meliputi tombol kontrol pengaturan cahaya, pengaturan mode, pengaturan fo</w:t>
-      </w:r>
-      <w:r>
-        <w:rPr>
-          <w:rFonts w:ascii="Times New Roman" w:eastAsia="Times New Roman" w:hAnsi="Times New Roman" w:cs="Times New Roman"/>
-          <w:color w:val="000000"/>
-          <w:lang w:val="en-US"/>
-        </w:rPr>
-        <w:t>kus lampu.</w:t>
+        <w:t xml:space="preserve">Papan </w:t>
+      </w:r>
+      <w:proofErr w:type="spellStart"/>
+      <w:r>
+        <w:rPr>
+          <w:rFonts w:ascii="Times New Roman" w:eastAsia="Times New Roman" w:hAnsi="Times New Roman" w:cs="Times New Roman"/>
+          <w:color w:val="000000"/>
+          <w:lang w:val="en-US"/>
+        </w:rPr>
+        <w:t>kontrol</w:t>
+      </w:r>
+      <w:proofErr w:type="spellEnd"/>
+      <w:r>
+        <w:rPr>
+          <w:rFonts w:ascii="Times New Roman" w:eastAsia="Times New Roman" w:hAnsi="Times New Roman" w:cs="Times New Roman"/>
+          <w:color w:val="000000"/>
+          <w:lang w:val="en-US"/>
+        </w:rPr>
+        <w:t xml:space="preserve"> pada produk ini </w:t>
+      </w:r>
+      <w:proofErr w:type="spellStart"/>
+      <w:r>
+        <w:rPr>
+          <w:rFonts w:ascii="Times New Roman" w:eastAsia="Times New Roman" w:hAnsi="Times New Roman" w:cs="Times New Roman"/>
+          <w:color w:val="000000"/>
+          <w:lang w:val="en-US"/>
+        </w:rPr>
+        <w:t>meliputi</w:t>
+      </w:r>
+      <w:proofErr w:type="spellEnd"/>
+      <w:r>
+        <w:rPr>
+          <w:rFonts w:ascii="Times New Roman" w:eastAsia="Times New Roman" w:hAnsi="Times New Roman" w:cs="Times New Roman"/>
+          <w:color w:val="000000"/>
+          <w:lang w:val="en-US"/>
+        </w:rPr>
+        <w:t xml:space="preserve"> </w:t>
+      </w:r>
+      <w:proofErr w:type="spellStart"/>
+      <w:r>
+        <w:rPr>
+          <w:rFonts w:ascii="Times New Roman" w:eastAsia="Times New Roman" w:hAnsi="Times New Roman" w:cs="Times New Roman"/>
+          <w:color w:val="000000"/>
+          <w:lang w:val="en-US"/>
+        </w:rPr>
+        <w:t>tombol</w:t>
+      </w:r>
+      <w:proofErr w:type="spellEnd"/>
+      <w:r>
+        <w:rPr>
+          <w:rFonts w:ascii="Times New Roman" w:eastAsia="Times New Roman" w:hAnsi="Times New Roman" w:cs="Times New Roman"/>
+          <w:color w:val="000000"/>
+          <w:lang w:val="en-US"/>
+        </w:rPr>
+        <w:t xml:space="preserve"> </w:t>
+      </w:r>
+      <w:proofErr w:type="spellStart"/>
+      <w:r>
+        <w:rPr>
+          <w:rFonts w:ascii="Times New Roman" w:eastAsia="Times New Roman" w:hAnsi="Times New Roman" w:cs="Times New Roman"/>
+          <w:color w:val="000000"/>
+          <w:lang w:val="en-US"/>
+        </w:rPr>
+        <w:t>kontrol</w:t>
+      </w:r>
+      <w:proofErr w:type="spellEnd"/>
+      <w:r>
+        <w:rPr>
+          <w:rFonts w:ascii="Times New Roman" w:eastAsia="Times New Roman" w:hAnsi="Times New Roman" w:cs="Times New Roman"/>
+          <w:color w:val="000000"/>
+          <w:lang w:val="en-US"/>
+        </w:rPr>
+        <w:t xml:space="preserve"> </w:t>
+      </w:r>
+      <w:proofErr w:type="spellStart"/>
+      <w:r>
+        <w:rPr>
+          <w:rFonts w:ascii="Times New Roman" w:eastAsia="Times New Roman" w:hAnsi="Times New Roman" w:cs="Times New Roman"/>
+          <w:color w:val="000000"/>
+          <w:lang w:val="en-US"/>
+        </w:rPr>
+        <w:t>pengaturan</w:t>
+      </w:r>
+      <w:proofErr w:type="spellEnd"/>
+      <w:r>
+        <w:rPr>
+          <w:rFonts w:ascii="Times New Roman" w:eastAsia="Times New Roman" w:hAnsi="Times New Roman" w:cs="Times New Roman"/>
+          <w:color w:val="000000"/>
+          <w:lang w:val="en-US"/>
+        </w:rPr>
+        <w:t xml:space="preserve"> </w:t>
+      </w:r>
+      <w:proofErr w:type="spellStart"/>
+      <w:r>
+        <w:rPr>
+          <w:rFonts w:ascii="Times New Roman" w:eastAsia="Times New Roman" w:hAnsi="Times New Roman" w:cs="Times New Roman"/>
+          <w:color w:val="000000"/>
+          <w:lang w:val="en-US"/>
+        </w:rPr>
+        <w:t>cahaya</w:t>
+      </w:r>
+      <w:proofErr w:type="spellEnd"/>
+      <w:r>
+        <w:rPr>
+          <w:rFonts w:ascii="Times New Roman" w:eastAsia="Times New Roman" w:hAnsi="Times New Roman" w:cs="Times New Roman"/>
+          <w:color w:val="000000"/>
+          <w:lang w:val="en-US"/>
+        </w:rPr>
+        <w:t xml:space="preserve">, </w:t>
+      </w:r>
+      <w:proofErr w:type="spellStart"/>
+      <w:r>
+        <w:rPr>
+          <w:rFonts w:ascii="Times New Roman" w:eastAsia="Times New Roman" w:hAnsi="Times New Roman" w:cs="Times New Roman"/>
+          <w:color w:val="000000"/>
+          <w:lang w:val="en-US"/>
+        </w:rPr>
+        <w:t>pengaturan</w:t>
+      </w:r>
+      <w:proofErr w:type="spellEnd"/>
+      <w:r>
+        <w:rPr>
+          <w:rFonts w:ascii="Times New Roman" w:eastAsia="Times New Roman" w:hAnsi="Times New Roman" w:cs="Times New Roman"/>
+          <w:color w:val="000000"/>
+          <w:lang w:val="en-US"/>
+        </w:rPr>
+        <w:t xml:space="preserve"> mode, </w:t>
+      </w:r>
+      <w:proofErr w:type="spellStart"/>
+      <w:r>
+        <w:rPr>
+          <w:rFonts w:ascii="Times New Roman" w:eastAsia="Times New Roman" w:hAnsi="Times New Roman" w:cs="Times New Roman"/>
+          <w:color w:val="000000"/>
+          <w:lang w:val="en-US"/>
+        </w:rPr>
+        <w:t>pengaturan</w:t>
+      </w:r>
+      <w:proofErr w:type="spellEnd"/>
+      <w:r>
+        <w:rPr>
+          <w:rFonts w:ascii="Times New Roman" w:eastAsia="Times New Roman" w:hAnsi="Times New Roman" w:cs="Times New Roman"/>
+          <w:color w:val="000000"/>
+          <w:lang w:val="en-US"/>
+        </w:rPr>
+        <w:t xml:space="preserve"> </w:t>
+      </w:r>
+      <w:proofErr w:type="spellStart"/>
+      <w:r>
+        <w:rPr>
+          <w:rFonts w:ascii="Times New Roman" w:eastAsia="Times New Roman" w:hAnsi="Times New Roman" w:cs="Times New Roman"/>
+          <w:color w:val="000000"/>
+          <w:lang w:val="en-US"/>
+        </w:rPr>
+        <w:t>fo</w:t>
+      </w:r>
+      <w:r>
+        <w:rPr>
+          <w:rFonts w:ascii="Times New Roman" w:eastAsia="Times New Roman" w:hAnsi="Times New Roman" w:cs="Times New Roman"/>
+          <w:color w:val="000000"/>
+          <w:lang w:val="en-US"/>
+        </w:rPr>
+        <w:t>kus</w:t>
+      </w:r>
+      <w:proofErr w:type="spellEnd"/>
+      <w:r>
+        <w:rPr>
+          <w:rFonts w:ascii="Times New Roman" w:eastAsia="Times New Roman" w:hAnsi="Times New Roman" w:cs="Times New Roman"/>
+          <w:color w:val="000000"/>
+          <w:lang w:val="en-US"/>
+        </w:rPr>
+        <w:t xml:space="preserve"> </w:t>
+      </w:r>
+      <w:proofErr w:type="spellStart"/>
+      <w:r>
+        <w:rPr>
+          <w:rFonts w:ascii="Times New Roman" w:eastAsia="Times New Roman" w:hAnsi="Times New Roman" w:cs="Times New Roman"/>
+          <w:color w:val="000000"/>
+          <w:lang w:val="en-US"/>
+        </w:rPr>
+        <w:t>lampu</w:t>
+      </w:r>
+      <w:proofErr w:type="spellEnd"/>
+      <w:r>
+        <w:rPr>
+          <w:rFonts w:ascii="Times New Roman" w:eastAsia="Times New Roman" w:hAnsi="Times New Roman" w:cs="Times New Roman"/>
+          <w:color w:val="000000"/>
+          <w:lang w:val="en-US"/>
+        </w:rPr>
+        <w:t>.</w:t>
       </w:r>
     </w:p>
     <w:p>
@@ -1915,13 +4151,32 @@
           <w:color w:val="000000"/>
         </w:rPr>
       </w:pPr>
-      <w:r>
-        <w:rPr>
-          <w:rFonts w:ascii="Times New Roman" w:eastAsia="Times New Roman" w:hAnsi="Times New Roman" w:cs="Times New Roman"/>
-          <w:color w:val="000000"/>
-          <w:lang w:val="en-US"/>
-        </w:rPr>
-        <w:t>Lampu 3 kelopa</w:t>
+      <w:proofErr w:type="spellStart"/>
+      <w:r>
+        <w:rPr>
+          <w:rFonts w:ascii="Times New Roman" w:eastAsia="Times New Roman" w:hAnsi="Times New Roman" w:cs="Times New Roman"/>
+          <w:color w:val="000000"/>
+          <w:lang w:val="en-US"/>
+        </w:rPr>
+        <w:t>Lampu</w:t>
+      </w:r>
+      <w:proofErr w:type="spellEnd"/>
+      <w:r>
+        <w:rPr>
+          <w:rFonts w:ascii="Times New Roman" w:eastAsia="Times New Roman" w:hAnsi="Times New Roman" w:cs="Times New Roman"/>
+          <w:color w:val="000000"/>
+          <w:lang w:val="en-US"/>
+        </w:rPr>
+        <w:t xml:space="preserve"> 3 </w:t>
+      </w:r>
+      <w:proofErr w:type="spellStart"/>
+      <w:r>
+        <w:rPr>
+          <w:rFonts w:ascii="Times New Roman" w:eastAsia="Times New Roman" w:hAnsi="Times New Roman" w:cs="Times New Roman"/>
+          <w:color w:val="000000"/>
+          <w:lang w:val="en-US"/>
+        </w:rPr>
+        <w:t>kelopa</w:t>
       </w:r>
       <w:r>
         <w:rPr>
@@ -1931,6 +4186,7 @@
         </w:rPr>
         <w:t>k</w:t>
       </w:r>
+      <w:proofErr w:type="spellEnd"/>
       <w:r>
         <w:rPr>
           <w:rFonts w:ascii="Times New Roman" w:eastAsia="Times New Roman" w:hAnsi="Times New Roman" w:cs="Times New Roman"/>
@@ -1958,13 +4214,59 @@
           <w:color w:val="000000"/>
         </w:rPr>
       </w:pPr>
-      <w:r>
-        <w:rPr>
-          <w:rFonts w:ascii="Times New Roman" w:eastAsia="Times New Roman" w:hAnsi="Times New Roman" w:cs="Times New Roman"/>
-          <w:color w:val="000000"/>
-          <w:lang w:val="en-US"/>
-        </w:rPr>
-        <w:t xml:space="preserve">Lampu yang digunakan pada produk ini berjumlah </w:t>
+      <w:proofErr w:type="spellStart"/>
+      <w:r>
+        <w:rPr>
+          <w:rFonts w:ascii="Times New Roman" w:eastAsia="Times New Roman" w:hAnsi="Times New Roman" w:cs="Times New Roman"/>
+          <w:color w:val="000000"/>
+          <w:lang w:val="en-US"/>
+        </w:rPr>
+        <w:t>Lampu</w:t>
+      </w:r>
+      <w:proofErr w:type="spellEnd"/>
+      <w:r>
+        <w:rPr>
+          <w:rFonts w:ascii="Times New Roman" w:eastAsia="Times New Roman" w:hAnsi="Times New Roman" w:cs="Times New Roman"/>
+          <w:color w:val="000000"/>
+          <w:lang w:val="en-US"/>
+        </w:rPr>
+        <w:t xml:space="preserve"> yang </w:t>
+      </w:r>
+      <w:proofErr w:type="spellStart"/>
+      <w:r>
+        <w:rPr>
+          <w:rFonts w:ascii="Times New Roman" w:eastAsia="Times New Roman" w:hAnsi="Times New Roman" w:cs="Times New Roman"/>
+          <w:color w:val="000000"/>
+          <w:lang w:val="en-US"/>
+        </w:rPr>
+        <w:t>digunakan</w:t>
+      </w:r>
+      <w:proofErr w:type="spellEnd"/>
+      <w:r>
+        <w:rPr>
+          <w:rFonts w:ascii="Times New Roman" w:eastAsia="Times New Roman" w:hAnsi="Times New Roman" w:cs="Times New Roman"/>
+          <w:color w:val="000000"/>
+          <w:lang w:val="en-US"/>
+        </w:rPr>
+        <w:t xml:space="preserve"> pada produk ini </w:t>
+      </w:r>
+      <w:proofErr w:type="spellStart"/>
+      <w:r>
+        <w:rPr>
+          <w:rFonts w:ascii="Times New Roman" w:eastAsia="Times New Roman" w:hAnsi="Times New Roman" w:cs="Times New Roman"/>
+          <w:color w:val="000000"/>
+          <w:lang w:val="en-US"/>
+        </w:rPr>
+        <w:t>berjumlah</w:t>
+      </w:r>
+      <w:proofErr w:type="spellEnd"/>
+      <w:r>
+        <w:rPr>
+          <w:rFonts w:ascii="Times New Roman" w:eastAsia="Times New Roman" w:hAnsi="Times New Roman" w:cs="Times New Roman"/>
+          <w:color w:val="000000"/>
+          <w:lang w:val="en-US"/>
+        </w:rPr>
+        <w:t xml:space="preserve"> </w:t>
       </w:r>
       <w:r>
         <w:rPr>
@@ -1988,7 +4290,25 @@
           <w:color w:val="000000"/>
           <w:lang w:val="en-US"/>
         </w:rPr>
-        <w:t xml:space="preserve"> dengan dibagi menjadi </w:t>
+        <w:t xml:space="preserve"> dengan </w:t>
+      </w:r>
+      <w:proofErr w:type="spellStart"/>
+      <w:r>
+        <w:rPr>
+          <w:rFonts w:ascii="Times New Roman" w:eastAsia="Times New Roman" w:hAnsi="Times New Roman" w:cs="Times New Roman"/>
+          <w:color w:val="000000"/>
+          <w:lang w:val="en-US"/>
+        </w:rPr>
+        <w:t>dibagi</w:t>
+      </w:r>
+      <w:proofErr w:type="spellEnd"/>
+      <w:r>
+        <w:rPr>
+          <w:rFonts w:ascii="Times New Roman" w:eastAsia="Times New Roman" w:hAnsi="Times New Roman" w:cs="Times New Roman"/>
+          <w:color w:val="000000"/>
+          <w:lang w:val="en-US"/>
+        </w:rPr>
+        <w:t xml:space="preserve"> menjadi </w:t>
       </w:r>
       <w:r>
         <w:rPr>
@@ -2004,8 +4324,81 @@
           <w:color w:val="000000"/>
           <w:lang w:val="en-US"/>
         </w:rPr>
-        <w:t xml:space="preserve"> kelopak utama dan 1 lingkar kelopak </w:t>
-      </w:r>
+        <w:t xml:space="preserve"> </w:t>
+      </w:r>
+      <w:proofErr w:type="spellStart"/>
+      <w:r>
+        <w:rPr>
+          <w:rFonts w:ascii="Times New Roman" w:eastAsia="Times New Roman" w:hAnsi="Times New Roman" w:cs="Times New Roman"/>
+          <w:color w:val="000000"/>
+          <w:lang w:val="en-US"/>
+        </w:rPr>
+        <w:t>kelopak</w:t>
+      </w:r>
+      <w:proofErr w:type="spellEnd"/>
+      <w:r>
+        <w:rPr>
+          <w:rFonts w:ascii="Times New Roman" w:eastAsia="Times New Roman" w:hAnsi="Times New Roman" w:cs="Times New Roman"/>
+          <w:color w:val="000000"/>
+          <w:lang w:val="en-US"/>
+        </w:rPr>
+        <w:t xml:space="preserve"> </w:t>
+      </w:r>
+      <w:proofErr w:type="spellStart"/>
+      <w:r>
+        <w:rPr>
+          <w:rFonts w:ascii="Times New Roman" w:eastAsia="Times New Roman" w:hAnsi="Times New Roman" w:cs="Times New Roman"/>
+          <w:color w:val="000000"/>
+          <w:lang w:val="en-US"/>
+        </w:rPr>
+        <w:t>utama</w:t>
+      </w:r>
+      <w:proofErr w:type="spellEnd"/>
+      <w:r>
+        <w:rPr>
+          <w:rFonts w:ascii="Times New Roman" w:eastAsia="Times New Roman" w:hAnsi="Times New Roman" w:cs="Times New Roman"/>
+          <w:color w:val="000000"/>
+          <w:lang w:val="en-US"/>
+        </w:rPr>
+        <w:t xml:space="preserve"> dan 1 </w:t>
+      </w:r>
+      <w:proofErr w:type="spellStart"/>
+      <w:r>
+        <w:rPr>
+          <w:rFonts w:ascii="Times New Roman" w:eastAsia="Times New Roman" w:hAnsi="Times New Roman" w:cs="Times New Roman"/>
+          <w:color w:val="000000"/>
+          <w:lang w:val="en-US"/>
+        </w:rPr>
+        <w:t>lingkar</w:t>
+      </w:r>
+      <w:proofErr w:type="spellEnd"/>
+      <w:r>
+        <w:rPr>
+          <w:rFonts w:ascii="Times New Roman" w:eastAsia="Times New Roman" w:hAnsi="Times New Roman" w:cs="Times New Roman"/>
+          <w:color w:val="000000"/>
+          <w:lang w:val="en-US"/>
+        </w:rPr>
+        <w:t xml:space="preserve"> </w:t>
+      </w:r>
+      <w:proofErr w:type="spellStart"/>
+      <w:r>
+        <w:rPr>
+          <w:rFonts w:ascii="Times New Roman" w:eastAsia="Times New Roman" w:hAnsi="Times New Roman" w:cs="Times New Roman"/>
+          <w:color w:val="000000"/>
+          <w:lang w:val="en-US"/>
+        </w:rPr>
+        <w:t>kelopak</w:t>
+      </w:r>
+      <w:proofErr w:type="spellEnd"/>
+      <w:r>
+        <w:rPr>
+          <w:rFonts w:ascii="Times New Roman" w:eastAsia="Times New Roman" w:hAnsi="Times New Roman" w:cs="Times New Roman"/>
+          <w:color w:val="000000"/>
+          <w:lang w:val="en-US"/>
+        </w:rPr>
+        <w:t xml:space="preserve"> </w:t>
+      </w:r>
+      <w:proofErr w:type="spellStart"/>
       <w:r>
         <w:rPr>
           <w:rFonts w:ascii="Times New Roman" w:eastAsia="Times New Roman" w:hAnsi="Times New Roman" w:cs="Times New Roman"/>
@@ -2014,6 +4407,7 @@
         </w:rPr>
         <w:t>tengah</w:t>
       </w:r>
+      <w:proofErr w:type="spellEnd"/>
       <w:r>
         <w:rPr>
           <w:rFonts w:ascii="Times New Roman" w:eastAsia="Times New Roman" w:hAnsi="Times New Roman" w:cs="Times New Roman"/>
@@ -2045,13 +4439,41 @@
           <w:color w:val="000000"/>
         </w:rPr>
       </w:pPr>
-      <w:r>
-        <w:rPr>
-          <w:rFonts w:ascii="Times New Roman" w:eastAsia="Times New Roman" w:hAnsi="Times New Roman" w:cs="Times New Roman"/>
-          <w:color w:val="000000"/>
-          <w:lang w:val="en-US"/>
-        </w:rPr>
-        <w:t xml:space="preserve">Lampu 4 kelopak </w:t>
+      <w:proofErr w:type="spellStart"/>
+      <w:r>
+        <w:rPr>
+          <w:rFonts w:ascii="Times New Roman" w:eastAsia="Times New Roman" w:hAnsi="Times New Roman" w:cs="Times New Roman"/>
+          <w:color w:val="000000"/>
+          <w:lang w:val="en-US"/>
+        </w:rPr>
+        <w:t>Lampu</w:t>
+      </w:r>
+      <w:proofErr w:type="spellEnd"/>
+      <w:r>
+        <w:rPr>
+          <w:rFonts w:ascii="Times New Roman" w:eastAsia="Times New Roman" w:hAnsi="Times New Roman" w:cs="Times New Roman"/>
+          <w:color w:val="000000"/>
+          <w:lang w:val="en-US"/>
+        </w:rPr>
+        <w:t xml:space="preserve"> 4 </w:t>
+      </w:r>
+      <w:proofErr w:type="spellStart"/>
+      <w:r>
+        <w:rPr>
+          <w:rFonts w:ascii="Times New Roman" w:eastAsia="Times New Roman" w:hAnsi="Times New Roman" w:cs="Times New Roman"/>
+          <w:color w:val="000000"/>
+          <w:lang w:val="en-US"/>
+        </w:rPr>
+        <w:t>kelopak</w:t>
+      </w:r>
+      <w:proofErr w:type="spellEnd"/>
+      <w:r>
+        <w:rPr>
+          <w:rFonts w:ascii="Times New Roman" w:eastAsia="Times New Roman" w:hAnsi="Times New Roman" w:cs="Times New Roman"/>
+          <w:color w:val="000000"/>
+          <w:lang w:val="en-US"/>
+        </w:rPr>
+        <w:t xml:space="preserve"> </w:t>
       </w:r>
     </w:p>
     <w:p>
@@ -2073,13 +4495,167 @@
           <w:lang w:val="en-US"/>
         </w:rPr>
       </w:pPr>
-      <w:r>
-        <w:rPr>
-          <w:rFonts w:ascii="Times New Roman" w:eastAsia="Times New Roman" w:hAnsi="Times New Roman" w:cs="Times New Roman"/>
-          <w:color w:val="000000"/>
-          <w:lang w:val="en-US"/>
-        </w:rPr>
-        <w:t>Lampu yang digunakan pada produk ini berjumlah 72 pcs dengan dibagi menjadi 4 kelopak utama dan 1 lingkar kelopak tengah.</w:t>
+      <w:proofErr w:type="spellStart"/>
+      <w:r>
+        <w:rPr>
+          <w:rFonts w:ascii="Times New Roman" w:eastAsia="Times New Roman" w:hAnsi="Times New Roman" w:cs="Times New Roman"/>
+          <w:color w:val="000000"/>
+          <w:lang w:val="en-US"/>
+        </w:rPr>
+        <w:t>Lampu</w:t>
+      </w:r>
+      <w:proofErr w:type="spellEnd"/>
+      <w:r>
+        <w:rPr>
+          <w:rFonts w:ascii="Times New Roman" w:eastAsia="Times New Roman" w:hAnsi="Times New Roman" w:cs="Times New Roman"/>
+          <w:color w:val="000000"/>
+          <w:lang w:val="en-US"/>
+        </w:rPr>
+        <w:t xml:space="preserve"> yang </w:t>
+      </w:r>
+      <w:proofErr w:type="spellStart"/>
+      <w:r>
+        <w:rPr>
+          <w:rFonts w:ascii="Times New Roman" w:eastAsia="Times New Roman" w:hAnsi="Times New Roman" w:cs="Times New Roman"/>
+          <w:color w:val="000000"/>
+          <w:lang w:val="en-US"/>
+        </w:rPr>
+        <w:t>digunakan</w:t>
+      </w:r>
+      <w:proofErr w:type="spellEnd"/>
+      <w:r>
+        <w:rPr>
+          <w:rFonts w:ascii="Times New Roman" w:eastAsia="Times New Roman" w:hAnsi="Times New Roman" w:cs="Times New Roman"/>
+          <w:color w:val="000000"/>
+          <w:lang w:val="en-US"/>
+        </w:rPr>
+        <w:t xml:space="preserve"> pada produk ini </w:t>
+      </w:r>
+      <w:proofErr w:type="spellStart"/>
+      <w:r>
+        <w:rPr>
+          <w:rFonts w:ascii="Times New Roman" w:eastAsia="Times New Roman" w:hAnsi="Times New Roman" w:cs="Times New Roman"/>
+          <w:color w:val="000000"/>
+          <w:lang w:val="en-US"/>
+        </w:rPr>
+        <w:t>berjumlah</w:t>
+      </w:r>
+      <w:proofErr w:type="spellEnd"/>
+      <w:r>
+        <w:rPr>
+          <w:rFonts w:ascii="Times New Roman" w:eastAsia="Times New Roman" w:hAnsi="Times New Roman" w:cs="Times New Roman"/>
+          <w:color w:val="000000"/>
+          <w:lang w:val="en-US"/>
+        </w:rPr>
+        <w:t xml:space="preserve"> 72 pcs dengan </w:t>
+      </w:r>
+      <w:proofErr w:type="spellStart"/>
+      <w:r>
+        <w:rPr>
+          <w:rFonts w:ascii="Times New Roman" w:eastAsia="Times New Roman" w:hAnsi="Times New Roman" w:cs="Times New Roman"/>
+          <w:color w:val="000000"/>
+          <w:lang w:val="en-US"/>
+        </w:rPr>
+        <w:t>dibagi</w:t>
+      </w:r>
+      <w:proofErr w:type="spellEnd"/>
+      <w:r>
+        <w:rPr>
+          <w:rFonts w:ascii="Times New Roman" w:eastAsia="Times New Roman" w:hAnsi="Times New Roman" w:cs="Times New Roman"/>
+          <w:color w:val="000000"/>
+          <w:lang w:val="en-US"/>
+        </w:rPr>
+        <w:t xml:space="preserve"> menjadi 4 </w:t>
+      </w:r>
+      <w:proofErr w:type="spellStart"/>
+      <w:r>
+        <w:rPr>
+          <w:rFonts w:ascii="Times New Roman" w:eastAsia="Times New Roman" w:hAnsi="Times New Roman" w:cs="Times New Roman"/>
+          <w:color w:val="000000"/>
+          <w:lang w:val="en-US"/>
+        </w:rPr>
+        <w:t>kelopak</w:t>
+      </w:r>
+      <w:proofErr w:type="spellEnd"/>
+      <w:r>
+        <w:rPr>
+          <w:rFonts w:ascii="Times New Roman" w:eastAsia="Times New Roman" w:hAnsi="Times New Roman" w:cs="Times New Roman"/>
+          <w:color w:val="000000"/>
+          <w:lang w:val="en-US"/>
+        </w:rPr>
+        <w:t xml:space="preserve"> </w:t>
+      </w:r>
+      <w:proofErr w:type="spellStart"/>
+      <w:r>
+        <w:rPr>
+          <w:rFonts w:ascii="Times New Roman" w:eastAsia="Times New Roman" w:hAnsi="Times New Roman" w:cs="Times New Roman"/>
+          <w:color w:val="000000"/>
+          <w:lang w:val="en-US"/>
+        </w:rPr>
+        <w:t>utama</w:t>
+      </w:r>
+      <w:proofErr w:type="spellEnd"/>
+      <w:r>
+        <w:rPr>
+          <w:rFonts w:ascii="Times New Roman" w:eastAsia="Times New Roman" w:hAnsi="Times New Roman" w:cs="Times New Roman"/>
+          <w:color w:val="000000"/>
+          <w:lang w:val="en-US"/>
+        </w:rPr>
+        <w:t xml:space="preserve"> dan 1 </w:t>
+      </w:r>
+      <w:proofErr w:type="spellStart"/>
+      <w:r>
+        <w:rPr>
+          <w:rFonts w:ascii="Times New Roman" w:eastAsia="Times New Roman" w:hAnsi="Times New Roman" w:cs="Times New Roman"/>
+          <w:color w:val="000000"/>
+          <w:lang w:val="en-US"/>
+        </w:rPr>
+        <w:t>lingkar</w:t>
+      </w:r>
+      <w:proofErr w:type="spellEnd"/>
+      <w:r>
+        <w:rPr>
+          <w:rFonts w:ascii="Times New Roman" w:eastAsia="Times New Roman" w:hAnsi="Times New Roman" w:cs="Times New Roman"/>
+          <w:color w:val="000000"/>
+          <w:lang w:val="en-US"/>
+        </w:rPr>
+        <w:t xml:space="preserve"> </w:t>
+      </w:r>
+      <w:proofErr w:type="spellStart"/>
+      <w:r>
+        <w:rPr>
+          <w:rFonts w:ascii="Times New Roman" w:eastAsia="Times New Roman" w:hAnsi="Times New Roman" w:cs="Times New Roman"/>
+          <w:color w:val="000000"/>
+          <w:lang w:val="en-US"/>
+        </w:rPr>
+        <w:t>kelopak</w:t>
+      </w:r>
+      <w:proofErr w:type="spellEnd"/>
+      <w:r>
+        <w:rPr>
+          <w:rFonts w:ascii="Times New Roman" w:eastAsia="Times New Roman" w:hAnsi="Times New Roman" w:cs="Times New Roman"/>
+          <w:color w:val="000000"/>
+          <w:lang w:val="en-US"/>
+        </w:rPr>
+        <w:t xml:space="preserve"> </w:t>
+      </w:r>
+      <w:proofErr w:type="spellStart"/>
+      <w:r>
+        <w:rPr>
+          <w:rFonts w:ascii="Times New Roman" w:eastAsia="Times New Roman" w:hAnsi="Times New Roman" w:cs="Times New Roman"/>
+          <w:color w:val="000000"/>
+          <w:lang w:val="en-US"/>
+        </w:rPr>
+        <w:t>tengah</w:t>
+      </w:r>
+      <w:proofErr w:type="spellEnd"/>
+      <w:r>
+        <w:rPr>
+          <w:rFonts w:ascii="Times New Roman" w:eastAsia="Times New Roman" w:hAnsi="Times New Roman" w:cs="Times New Roman"/>
+          <w:color w:val="000000"/>
+          <w:lang w:val="en-US"/>
+        </w:rPr>
+        <w:t>.</w:t>
       </w:r>
     </w:p>
     <w:p>
@@ -2139,7 +4715,187 @@
           <w:color w:val="000000"/>
           <w:lang w:val="en-US"/>
         </w:rPr>
-        <w:t>Kamera tertanam pada bagian tengah hendel lampu dengan tipe Sony HD Camera yang Memiliki perekaman dengan kualitas HD yang mampu merekam proses bedah.</w:t>
+        <w:t xml:space="preserve">Kamera </w:t>
+      </w:r>
+      <w:proofErr w:type="spellStart"/>
+      <w:r>
+        <w:rPr>
+          <w:rFonts w:ascii="Times New Roman" w:eastAsia="Times New Roman" w:hAnsi="Times New Roman" w:cs="Times New Roman"/>
+          <w:color w:val="000000"/>
+          <w:lang w:val="en-US"/>
+        </w:rPr>
+        <w:t>tertanam</w:t>
+      </w:r>
+      <w:proofErr w:type="spellEnd"/>
+      <w:r>
+        <w:rPr>
+          <w:rFonts w:ascii="Times New Roman" w:eastAsia="Times New Roman" w:hAnsi="Times New Roman" w:cs="Times New Roman"/>
+          <w:color w:val="000000"/>
+          <w:lang w:val="en-US"/>
+        </w:rPr>
+        <w:t xml:space="preserve"> pada </w:t>
+      </w:r>
+      <w:proofErr w:type="spellStart"/>
+      <w:r>
+        <w:rPr>
+          <w:rFonts w:ascii="Times New Roman" w:eastAsia="Times New Roman" w:hAnsi="Times New Roman" w:cs="Times New Roman"/>
+          <w:color w:val="000000"/>
+          <w:lang w:val="en-US"/>
+        </w:rPr>
+        <w:t>bagian</w:t>
+      </w:r>
+      <w:proofErr w:type="spellEnd"/>
+      <w:r>
+        <w:rPr>
+          <w:rFonts w:ascii="Times New Roman" w:eastAsia="Times New Roman" w:hAnsi="Times New Roman" w:cs="Times New Roman"/>
+          <w:color w:val="000000"/>
+          <w:lang w:val="en-US"/>
+        </w:rPr>
+        <w:t xml:space="preserve"> </w:t>
+      </w:r>
+      <w:proofErr w:type="spellStart"/>
+      <w:r>
+        <w:rPr>
+          <w:rFonts w:ascii="Times New Roman" w:eastAsia="Times New Roman" w:hAnsi="Times New Roman" w:cs="Times New Roman"/>
+          <w:color w:val="000000"/>
+          <w:lang w:val="en-US"/>
+        </w:rPr>
+        <w:t>tengah</w:t>
+      </w:r>
+      <w:proofErr w:type="spellEnd"/>
+      <w:r>
+        <w:rPr>
+          <w:rFonts w:ascii="Times New Roman" w:eastAsia="Times New Roman" w:hAnsi="Times New Roman" w:cs="Times New Roman"/>
+          <w:color w:val="000000"/>
+          <w:lang w:val="en-US"/>
+        </w:rPr>
+        <w:t xml:space="preserve"> </w:t>
+      </w:r>
+      <w:proofErr w:type="spellStart"/>
+      <w:r>
+        <w:rPr>
+          <w:rFonts w:ascii="Times New Roman" w:eastAsia="Times New Roman" w:hAnsi="Times New Roman" w:cs="Times New Roman"/>
+          <w:color w:val="000000"/>
+          <w:lang w:val="en-US"/>
+        </w:rPr>
+        <w:t>hendel</w:t>
+      </w:r>
+      <w:proofErr w:type="spellEnd"/>
+      <w:r>
+        <w:rPr>
+          <w:rFonts w:ascii="Times New Roman" w:eastAsia="Times New Roman" w:hAnsi="Times New Roman" w:cs="Times New Roman"/>
+          <w:color w:val="000000"/>
+          <w:lang w:val="en-US"/>
+        </w:rPr>
+        <w:t xml:space="preserve"> </w:t>
+      </w:r>
+      <w:proofErr w:type="spellStart"/>
+      <w:r>
+        <w:rPr>
+          <w:rFonts w:ascii="Times New Roman" w:eastAsia="Times New Roman" w:hAnsi="Times New Roman" w:cs="Times New Roman"/>
+          <w:color w:val="000000"/>
+          <w:lang w:val="en-US"/>
+        </w:rPr>
+        <w:t>lampu</w:t>
+      </w:r>
+      <w:proofErr w:type="spellEnd"/>
+      <w:r>
+        <w:rPr>
+          <w:rFonts w:ascii="Times New Roman" w:eastAsia="Times New Roman" w:hAnsi="Times New Roman" w:cs="Times New Roman"/>
+          <w:color w:val="000000"/>
+          <w:lang w:val="en-US"/>
+        </w:rPr>
+        <w:t xml:space="preserve"> dengan tipe Sony HD Camera yang Memiliki </w:t>
+      </w:r>
+      <w:proofErr w:type="spellStart"/>
+      <w:r>
+        <w:rPr>
+          <w:rFonts w:ascii="Times New Roman" w:eastAsia="Times New Roman" w:hAnsi="Times New Roman" w:cs="Times New Roman"/>
+          <w:color w:val="000000"/>
+          <w:lang w:val="en-US"/>
+        </w:rPr>
+        <w:t>perekaman</w:t>
+      </w:r>
+      <w:proofErr w:type="spellEnd"/>
+      <w:r>
+        <w:rPr>
+          <w:rFonts w:ascii="Times New Roman" w:eastAsia="Times New Roman" w:hAnsi="Times New Roman" w:cs="Times New Roman"/>
+          <w:color w:val="000000"/>
+          <w:lang w:val="en-US"/>
+        </w:rPr>
+        <w:t xml:space="preserve"> dengan </w:t>
+      </w:r>
+      <w:proofErr w:type="spellStart"/>
+      <w:r>
+        <w:rPr>
+          <w:rFonts w:ascii="Times New Roman" w:eastAsia="Times New Roman" w:hAnsi="Times New Roman" w:cs="Times New Roman"/>
+          <w:color w:val="000000"/>
+          <w:lang w:val="en-US"/>
+        </w:rPr>
+        <w:t>kualitas</w:t>
+      </w:r>
+      <w:proofErr w:type="spellEnd"/>
+      <w:r>
+        <w:rPr>
+          <w:rFonts w:ascii="Times New Roman" w:eastAsia="Times New Roman" w:hAnsi="Times New Roman" w:cs="Times New Roman"/>
+          <w:color w:val="000000"/>
+          <w:lang w:val="en-US"/>
+        </w:rPr>
+        <w:t xml:space="preserve"> HD yang </w:t>
+      </w:r>
+      <w:proofErr w:type="spellStart"/>
+      <w:r>
+        <w:rPr>
+          <w:rFonts w:ascii="Times New Roman" w:eastAsia="Times New Roman" w:hAnsi="Times New Roman" w:cs="Times New Roman"/>
+          <w:color w:val="000000"/>
+          <w:lang w:val="en-US"/>
+        </w:rPr>
+        <w:t>mampu</w:t>
+      </w:r>
+      <w:proofErr w:type="spellEnd"/>
+      <w:r>
+        <w:rPr>
+          <w:rFonts w:ascii="Times New Roman" w:eastAsia="Times New Roman" w:hAnsi="Times New Roman" w:cs="Times New Roman"/>
+          <w:color w:val="000000"/>
+          <w:lang w:val="en-US"/>
+        </w:rPr>
+        <w:t xml:space="preserve"> </w:t>
+      </w:r>
+      <w:proofErr w:type="spellStart"/>
+      <w:r>
+        <w:rPr>
+          <w:rFonts w:ascii="Times New Roman" w:eastAsia="Times New Roman" w:hAnsi="Times New Roman" w:cs="Times New Roman"/>
+          <w:color w:val="000000"/>
+          <w:lang w:val="en-US"/>
+        </w:rPr>
+        <w:t>merekam</w:t>
+      </w:r>
+      <w:proofErr w:type="spellEnd"/>
+      <w:r>
+        <w:rPr>
+          <w:rFonts w:ascii="Times New Roman" w:eastAsia="Times New Roman" w:hAnsi="Times New Roman" w:cs="Times New Roman"/>
+          <w:color w:val="000000"/>
+          <w:lang w:val="en-US"/>
+        </w:rPr>
+        <w:t xml:space="preserve"> proses </w:t>
+      </w:r>
+      <w:proofErr w:type="spellStart"/>
+      <w:r>
+        <w:rPr>
+          <w:rFonts w:ascii="Times New Roman" w:eastAsia="Times New Roman" w:hAnsi="Times New Roman" w:cs="Times New Roman"/>
+          <w:color w:val="000000"/>
+          <w:lang w:val="en-US"/>
+        </w:rPr>
+        <w:t>bedah</w:t>
+      </w:r>
+      <w:proofErr w:type="spellEnd"/>
+      <w:r>
+        <w:rPr>
+          <w:rFonts w:ascii="Times New Roman" w:eastAsia="Times New Roman" w:hAnsi="Times New Roman" w:cs="Times New Roman"/>
+          <w:color w:val="000000"/>
+          <w:lang w:val="en-US"/>
+        </w:rPr>
+        <w:t>.</w:t>
       </w:r>
     </w:p>
     <w:p>
@@ -2197,7 +4953,223 @@
           <w:color w:val="000000"/>
           <w:lang w:val="en-US"/>
         </w:rPr>
-        <w:t>Monitor yang tertanam pada hanging suspension memudahkan pengguna untuk melihat hasil perekaman oleh kamera secara real time atau melihat secara play-back dengan bantuan DVR yang tepasang pada produk.</w:t>
+        <w:t xml:space="preserve">Monitor yang </w:t>
+      </w:r>
+      <w:proofErr w:type="spellStart"/>
+      <w:r>
+        <w:rPr>
+          <w:rFonts w:ascii="Times New Roman" w:eastAsia="Times New Roman" w:hAnsi="Times New Roman" w:cs="Times New Roman"/>
+          <w:color w:val="000000"/>
+          <w:lang w:val="en-US"/>
+        </w:rPr>
+        <w:t>tertanam</w:t>
+      </w:r>
+      <w:proofErr w:type="spellEnd"/>
+      <w:r>
+        <w:rPr>
+          <w:rFonts w:ascii="Times New Roman" w:eastAsia="Times New Roman" w:hAnsi="Times New Roman" w:cs="Times New Roman"/>
+          <w:color w:val="000000"/>
+          <w:lang w:val="en-US"/>
+        </w:rPr>
+        <w:t xml:space="preserve"> pada hanging suspension </w:t>
+      </w:r>
+      <w:proofErr w:type="spellStart"/>
+      <w:r>
+        <w:rPr>
+          <w:rFonts w:ascii="Times New Roman" w:eastAsia="Times New Roman" w:hAnsi="Times New Roman" w:cs="Times New Roman"/>
+          <w:color w:val="000000"/>
+          <w:lang w:val="en-US"/>
+        </w:rPr>
+        <w:t>memudahkan</w:t>
+      </w:r>
+      <w:proofErr w:type="spellEnd"/>
+      <w:r>
+        <w:rPr>
+          <w:rFonts w:ascii="Times New Roman" w:eastAsia="Times New Roman" w:hAnsi="Times New Roman" w:cs="Times New Roman"/>
+          <w:color w:val="000000"/>
+          <w:lang w:val="en-US"/>
+        </w:rPr>
+        <w:t xml:space="preserve"> </w:t>
+      </w:r>
+      <w:proofErr w:type="spellStart"/>
+      <w:r>
+        <w:rPr>
+          <w:rFonts w:ascii="Times New Roman" w:eastAsia="Times New Roman" w:hAnsi="Times New Roman" w:cs="Times New Roman"/>
+          <w:color w:val="000000"/>
+          <w:lang w:val="en-US"/>
+        </w:rPr>
+        <w:t>pengguna</w:t>
+      </w:r>
+      <w:proofErr w:type="spellEnd"/>
+      <w:r>
+        <w:rPr>
+          <w:rFonts w:ascii="Times New Roman" w:eastAsia="Times New Roman" w:hAnsi="Times New Roman" w:cs="Times New Roman"/>
+          <w:color w:val="000000"/>
+          <w:lang w:val="en-US"/>
+        </w:rPr>
+        <w:t xml:space="preserve"> untuk </w:t>
+      </w:r>
+      <w:proofErr w:type="spellStart"/>
+      <w:r>
+        <w:rPr>
+          <w:rFonts w:ascii="Times New Roman" w:eastAsia="Times New Roman" w:hAnsi="Times New Roman" w:cs="Times New Roman"/>
+          <w:color w:val="000000"/>
+          <w:lang w:val="en-US"/>
+        </w:rPr>
+        <w:t>melihat</w:t>
+      </w:r>
+      <w:proofErr w:type="spellEnd"/>
+      <w:r>
+        <w:rPr>
+          <w:rFonts w:ascii="Times New Roman" w:eastAsia="Times New Roman" w:hAnsi="Times New Roman" w:cs="Times New Roman"/>
+          <w:color w:val="000000"/>
+          <w:lang w:val="en-US"/>
+        </w:rPr>
+        <w:t xml:space="preserve"> </w:t>
+      </w:r>
+      <w:proofErr w:type="spellStart"/>
+      <w:r>
+        <w:rPr>
+          <w:rFonts w:ascii="Times New Roman" w:eastAsia="Times New Roman" w:hAnsi="Times New Roman" w:cs="Times New Roman"/>
+          <w:color w:val="000000"/>
+          <w:lang w:val="en-US"/>
+        </w:rPr>
+        <w:t>hasil</w:t>
+      </w:r>
+      <w:proofErr w:type="spellEnd"/>
+      <w:r>
+        <w:rPr>
+          <w:rFonts w:ascii="Times New Roman" w:eastAsia="Times New Roman" w:hAnsi="Times New Roman" w:cs="Times New Roman"/>
+          <w:color w:val="000000"/>
+          <w:lang w:val="en-US"/>
+        </w:rPr>
+        <w:t xml:space="preserve"> </w:t>
+      </w:r>
+      <w:proofErr w:type="spellStart"/>
+      <w:r>
+        <w:rPr>
+          <w:rFonts w:ascii="Times New Roman" w:eastAsia="Times New Roman" w:hAnsi="Times New Roman" w:cs="Times New Roman"/>
+          <w:color w:val="000000"/>
+          <w:lang w:val="en-US"/>
+        </w:rPr>
+        <w:t>perekaman</w:t>
+      </w:r>
+      <w:proofErr w:type="spellEnd"/>
+      <w:r>
+        <w:rPr>
+          <w:rFonts w:ascii="Times New Roman" w:eastAsia="Times New Roman" w:hAnsi="Times New Roman" w:cs="Times New Roman"/>
+          <w:color w:val="000000"/>
+          <w:lang w:val="en-US"/>
+        </w:rPr>
+        <w:t xml:space="preserve"> oleh </w:t>
+      </w:r>
+      <w:proofErr w:type="spellStart"/>
+      <w:r>
+        <w:rPr>
+          <w:rFonts w:ascii="Times New Roman" w:eastAsia="Times New Roman" w:hAnsi="Times New Roman" w:cs="Times New Roman"/>
+          <w:color w:val="000000"/>
+          <w:lang w:val="en-US"/>
+        </w:rPr>
+        <w:t>kamera</w:t>
+      </w:r>
+      <w:proofErr w:type="spellEnd"/>
+      <w:r>
+        <w:rPr>
+          <w:rFonts w:ascii="Times New Roman" w:eastAsia="Times New Roman" w:hAnsi="Times New Roman" w:cs="Times New Roman"/>
+          <w:color w:val="000000"/>
+          <w:lang w:val="en-US"/>
+        </w:rPr>
+        <w:t xml:space="preserve"> </w:t>
+      </w:r>
+      <w:proofErr w:type="spellStart"/>
+      <w:r>
+        <w:rPr>
+          <w:rFonts w:ascii="Times New Roman" w:eastAsia="Times New Roman" w:hAnsi="Times New Roman" w:cs="Times New Roman"/>
+          <w:color w:val="000000"/>
+          <w:lang w:val="en-US"/>
+        </w:rPr>
+        <w:t>secara</w:t>
+      </w:r>
+      <w:proofErr w:type="spellEnd"/>
+      <w:r>
+        <w:rPr>
+          <w:rFonts w:ascii="Times New Roman" w:eastAsia="Times New Roman" w:hAnsi="Times New Roman" w:cs="Times New Roman"/>
+          <w:color w:val="000000"/>
+          <w:lang w:val="en-US"/>
+        </w:rPr>
+        <w:t xml:space="preserve"> real time atau </w:t>
+      </w:r>
+      <w:proofErr w:type="spellStart"/>
+      <w:r>
+        <w:rPr>
+          <w:rFonts w:ascii="Times New Roman" w:eastAsia="Times New Roman" w:hAnsi="Times New Roman" w:cs="Times New Roman"/>
+          <w:color w:val="000000"/>
+          <w:lang w:val="en-US"/>
+        </w:rPr>
+        <w:t>melihat</w:t>
+      </w:r>
+      <w:proofErr w:type="spellEnd"/>
+      <w:r>
+        <w:rPr>
+          <w:rFonts w:ascii="Times New Roman" w:eastAsia="Times New Roman" w:hAnsi="Times New Roman" w:cs="Times New Roman"/>
+          <w:color w:val="000000"/>
+          <w:lang w:val="en-US"/>
+        </w:rPr>
+        <w:t xml:space="preserve"> </w:t>
+      </w:r>
+      <w:proofErr w:type="spellStart"/>
+      <w:r>
+        <w:rPr>
+          <w:rFonts w:ascii="Times New Roman" w:eastAsia="Times New Roman" w:hAnsi="Times New Roman" w:cs="Times New Roman"/>
+          <w:color w:val="000000"/>
+          <w:lang w:val="en-US"/>
+        </w:rPr>
+        <w:t>secara</w:t>
+      </w:r>
+      <w:proofErr w:type="spellEnd"/>
+      <w:r>
+        <w:rPr>
+          <w:rFonts w:ascii="Times New Roman" w:eastAsia="Times New Roman" w:hAnsi="Times New Roman" w:cs="Times New Roman"/>
+          <w:color w:val="000000"/>
+          <w:lang w:val="en-US"/>
+        </w:rPr>
+        <w:t xml:space="preserve"> play-back dengan </w:t>
+      </w:r>
+      <w:proofErr w:type="spellStart"/>
+      <w:r>
+        <w:rPr>
+          <w:rFonts w:ascii="Times New Roman" w:eastAsia="Times New Roman" w:hAnsi="Times New Roman" w:cs="Times New Roman"/>
+          <w:color w:val="000000"/>
+          <w:lang w:val="en-US"/>
+        </w:rPr>
+        <w:t>bantuan</w:t>
+      </w:r>
+      <w:proofErr w:type="spellEnd"/>
+      <w:r>
+        <w:rPr>
+          <w:rFonts w:ascii="Times New Roman" w:eastAsia="Times New Roman" w:hAnsi="Times New Roman" w:cs="Times New Roman"/>
+          <w:color w:val="000000"/>
+          <w:lang w:val="en-US"/>
+        </w:rPr>
+        <w:t xml:space="preserve"> DVR yang </w:t>
+      </w:r>
+      <w:proofErr w:type="spellStart"/>
+      <w:r>
+        <w:rPr>
+          <w:rFonts w:ascii="Times New Roman" w:eastAsia="Times New Roman" w:hAnsi="Times New Roman" w:cs="Times New Roman"/>
+          <w:color w:val="000000"/>
+          <w:lang w:val="en-US"/>
+        </w:rPr>
+        <w:t>tepasang</w:t>
+      </w:r>
+      <w:proofErr w:type="spellEnd"/>
+      <w:r>
+        <w:rPr>
+          <w:rFonts w:ascii="Times New Roman" w:eastAsia="Times New Roman" w:hAnsi="Times New Roman" w:cs="Times New Roman"/>
+          <w:color w:val="000000"/>
+          <w:lang w:val="en-US"/>
+        </w:rPr>
+        <w:t xml:space="preserve"> pada produk.</w:t>
       </w:r>
     </w:p>
     <w:p>
